--- a/teaching/FINT508/Guest_Series_4_Sundays.docx
+++ b/teaching/FINT508/Guest_Series_4_Sundays.docx
@@ -15,7 +15,7 @@
         <w:pStyle w:val="Heading2"/>
       </w:pPr>
       <w:r>
-        <w:t>A four-session teaching plan for 13 international students</w:t>
+        <w:t>Hong Kong HRM anchored · 13 overseas master's students · computer lab · all English</w:t>
       </w:r>
     </w:p>
     <w:p>
@@ -37,7 +37,7 @@
         <w:t>Your role:</w:t>
       </w:r>
       <w:r>
-        <w:t xml:space="preserve"> guest speaker · 4 sessions × 120 minutes · Sundays in November</w:t>
+        <w:t xml:space="preserve"> guest speaker · 4 sessions × 120 minutes · Sundays, November</w:t>
       </w:r>
     </w:p>
     <w:p>
@@ -58,17 +58,14 @@
       </w:r>
     </w:p>
     <w:p>
-      <w:pPr>
-        <w:pStyle w:val="IntenseQuote"/>
-      </w:pPr>
       <w:r>
         <w:rPr>
           <w:b/>
         </w:rPr>
-        <w:t>Read this first.</w:t>
+        <w:t>Delivery:</w:t>
       </w:r>
       <w:r>
-        <w:t xml:space="preserve"> You told me four Sundays, and you named four topics. This plan puts one topic on each Sunday, in lifecycle order. If the block turns out to be three sessions instead, Section 12 says exactly how to merge. If it is two, fall back to the combination guide in the Guest Speaker Pack.</w:t>
+        <w:t xml:space="preserve"> English throughout</w:t>
       </w:r>
     </w:p>
     <w:p>
@@ -168,7 +165,7 @@
                 <w:b/>
                 <w:sz w:val="19"/>
               </w:rPr>
-              <w:t>Four Sundays in November</w:t>
+              <w:t>Anchor the content in Hong Kong HRM</w:t>
             </w:r>
           </w:p>
         </w:tc>
@@ -189,7 +186,33 @@
               <w:rPr>
                 <w:sz w:val="19"/>
               </w:rPr>
-              <w:t>Four sessions = one topic each, in lifecycle order. You get a genuine arc, and each session can call back to the last one.</w:t>
+              <w:t xml:space="preserve">Hong Kong law and market practice is now the </w:t>
+            </w:r>
+            <w:r>
+              <w:rPr>
+                <w:b/>
+                <w:sz w:val="19"/>
+              </w:rPr>
+              <w:t>spine</w:t>
+            </w:r>
+            <w:r>
+              <w:rPr>
+                <w:sz w:val="19"/>
+              </w:rPr>
+              <w:t xml:space="preserve"> of all four sessions (Section 3), not a backdrop. Students' home-market experience becomes a </w:t>
+            </w:r>
+            <w:r>
+              <w:rPr>
+                <w:i/>
+                <w:sz w:val="19"/>
+              </w:rPr>
+              <w:t>contrast device</w:t>
+            </w:r>
+            <w:r>
+              <w:rPr>
+                <w:sz w:val="19"/>
+              </w:rPr>
+              <w:t>, used briefly, not the organising principle.</w:t>
             </w:r>
           </w:p>
         </w:tc>
@@ -214,7 +237,7 @@
                 <w:b/>
                 <w:sz w:val="19"/>
               </w:rPr>
-              <w:t>~13 students</w:t>
+              <w:t>Four Sundays in November</w:t>
             </w:r>
           </w:p>
         </w:tc>
@@ -236,20 +259,7 @@
               <w:rPr>
                 <w:sz w:val="19"/>
               </w:rPr>
-              <w:t xml:space="preserve">This is a </w:t>
-            </w:r>
-            <w:r>
-              <w:rPr>
-                <w:b/>
-                <w:sz w:val="19"/>
-              </w:rPr>
-              <w:t>seminar, not a lecture</w:t>
-            </w:r>
-            <w:r>
-              <w:rPr>
-                <w:sz w:val="19"/>
-              </w:rPr>
-              <w:t>. Three groups of 4–5, every group presents every time, everyone speaks every session, and you can know all 13 names by the end of Sunday 1. It changes almost every activity below.</w:t>
+              <w:t>One topic per Sunday, in lifecycle order, with callbacks so Sunday 4 tests what they assumed on Sunday 1.</w:t>
             </w:r>
           </w:p>
         </w:tc>
@@ -273,7 +283,7 @@
                 <w:b/>
                 <w:sz w:val="19"/>
               </w:rPr>
-              <w:t>Mixed nationalities</w:t>
+              <w:t>~13 students</w:t>
             </w:r>
           </w:p>
         </w:tc>
@@ -294,20 +304,7 @@
               <w:rPr>
                 <w:sz w:val="19"/>
               </w:rPr>
-              <w:t xml:space="preserve">Two things: pace and language need care (Section 3), </w:t>
-            </w:r>
-            <w:r>
-              <w:rPr>
-                <w:b/>
-                <w:sz w:val="19"/>
-              </w:rPr>
-              <w:t>and their diversity becomes your best teaching material</w:t>
-            </w:r>
-            <w:r>
-              <w:rPr>
-                <w:sz w:val="19"/>
-              </w:rPr>
-              <w:t xml:space="preserve"> — recruitment norms, pay transparency, notice periods and turnover culture differ enormously by country, and all four of your topics sit right on those differences.</w:t>
+              <w:t>A seminar, not a lecture. Three groups of 4–5. Every group presents every time. You can know all 13 names by the end of Sunday 1.</w:t>
             </w:r>
           </w:p>
         </w:tc>
@@ -332,7 +329,7 @@
                 <w:b/>
                 <w:sz w:val="19"/>
               </w:rPr>
-              <w:t>They have laptops</w:t>
+              <w:t>Overseas master's students, studying in HK</w:t>
             </w:r>
           </w:p>
         </w:tc>
@@ -354,20 +351,33 @@
               <w:rPr>
                 <w:sz w:val="19"/>
               </w:rPr>
-              <w:t xml:space="preserve">Live research activities are on. Use laptops for </w:t>
-            </w:r>
-            <w:r>
-              <w:rPr>
-                <w:i/>
-                <w:sz w:val="19"/>
-              </w:rPr>
-              <w:t>finding and comparing real-world material</w:t>
-            </w:r>
-            <w:r>
-              <w:rPr>
-                <w:sz w:val="19"/>
-              </w:rPr>
-              <w:t>, not for model building — that stays in Dr Lee's lane.</w:t>
+              <w:t xml:space="preserve">Postgraduate level — do </w:t>
+            </w:r>
+            <w:r>
+              <w:rPr>
+                <w:b/>
+                <w:sz w:val="19"/>
+              </w:rPr>
+              <w:t>not</w:t>
+            </w:r>
+            <w:r>
+              <w:rPr>
+                <w:sz w:val="19"/>
+              </w:rPr>
+              <w:t xml:space="preserve"> over-simplify. Many will have work experience. Crucially: </w:t>
+            </w:r>
+            <w:r>
+              <w:rPr>
+                <w:b/>
+                <w:sz w:val="19"/>
+              </w:rPr>
+              <w:t>most of them intend to work in Hong Kong</w:t>
+            </w:r>
+            <w:r>
+              <w:rPr>
+                <w:sz w:val="19"/>
+              </w:rPr>
+              <w:t>, and Hong Kong's talent-admission schemes apply to them personally. That is your engagement hook (Section 3.3).</w:t>
             </w:r>
           </w:p>
         </w:tc>
@@ -391,7 +401,7 @@
                 <w:b/>
                 <w:sz w:val="19"/>
               </w:rPr>
-              <w:t>Dr Lee covers the technology</w:t>
+              <w:t>Computer lab, fixed rows, one PC each</w:t>
             </w:r>
           </w:p>
         </w:tc>
@@ -412,7 +422,7 @@
               <w:rPr>
                 <w:sz w:val="19"/>
               </w:rPr>
-              <w:t>You are the HRM and management voice. When a question turns technical, hand it over — that's the agreed division, not a gap in you.</w:t>
+              <w:t>This changes facilitation more than anything else on this list. No U-shape, no moving tables, screens between you and their faces. Section 4 rebuilds the classroom method around it — and turns the shared screen into an advantage.</w:t>
             </w:r>
           </w:p>
         </w:tc>
@@ -437,7 +447,7 @@
                 <w:b/>
                 <w:sz w:val="19"/>
               </w:rPr>
-              <w:t>You introduce the four-analytics ladder, lightly</w:t>
+              <w:t>All English</w:t>
             </w:r>
           </w:p>
         </w:tc>
@@ -459,7 +469,7 @@
               <w:rPr>
                 <w:sz w:val="19"/>
               </w:rPr>
-              <w:t>12 minutes in Session 1 (Section 4), then a 90-second re-climb at the top of each later session. Not a lecture on analytics — a spine they can hang four sessions on.</w:t>
+              <w:t>Everything in this document is delivery-ready English. Section 4.5 covers pace and vocabulary for a postgraduate non-native room.</w:t>
             </w:r>
           </w:p>
         </w:tc>
@@ -483,7 +493,7 @@
                 <w:b/>
                 <w:sz w:val="19"/>
               </w:rPr>
-              <w:t>Two full hours each</w:t>
+              <w:t>Dr Lee covers the technology</w:t>
             </w:r>
           </w:p>
         </w:tc>
@@ -504,7 +514,7 @@
               <w:rPr>
                 <w:sz w:val="19"/>
               </w:rPr>
-              <w:t>Sunday energy needs 5 changes of state per session, not 2. Every run sheet below is built that way.</w:t>
+              <w:t>You are the HRM, law and management voice. Technical questions get handed over — that's the agreed split, not a gap in you.</w:t>
             </w:r>
           </w:p>
         </w:tc>
@@ -529,7 +539,7 @@
                 <w:b/>
                 <w:sz w:val="19"/>
               </w:rPr>
-              <w:t>Interaction and group discussion wanted</w:t>
+              <w:t>You introduce the four-analytics ladder, lightly</w:t>
             </w:r>
           </w:p>
         </w:tc>
@@ -551,7 +561,7 @@
               <w:rPr>
                 <w:sz w:val="19"/>
               </w:rPr>
-              <w:t>Roughly 45–55 of the 120 minutes in each session is students talking.</w:t>
+              <w:t>12 minutes on Sunday 1 (Section 5), then 90 seconds at the top of each later session.</w:t>
             </w:r>
           </w:p>
         </w:tc>
@@ -575,7 +585,7 @@
                 <w:b/>
                 <w:sz w:val="19"/>
               </w:rPr>
-              <w:t>Group project link — to be decided with Dr Lee</w:t>
+              <w:t>Two full hours each, Sundays</w:t>
             </w:r>
           </w:p>
         </w:tc>
@@ -596,20 +606,112 @@
               <w:rPr>
                 <w:sz w:val="19"/>
               </w:rPr>
-              <w:t xml:space="preserve">Every session below marks its </w:t>
+              <w:t>Five changes of state per session. Nothing runs longer than 20 minutes.</w:t>
+            </w:r>
+          </w:p>
+        </w:tc>
+      </w:tr>
+      <w:tr>
+        <w:tc>
+          <w:tcPr>
+            <w:tcW w:type="dxa" w:w="4824"/>
+            <w:shd w:val="clear" w:fill="EEF3FA"/>
+          </w:tcPr>
+          <w:p>
+            <w:pPr>
+              <w:spacing w:after="40"/>
+            </w:pPr>
+            <w:r>
+              <w:rPr>
+                <w:sz w:val="19"/>
+              </w:rPr>
             </w:r>
             <w:r>
               <w:rPr>
                 <w:b/>
                 <w:sz w:val="19"/>
               </w:rPr>
+              <w:t>Interaction and group discussion wanted</w:t>
+            </w:r>
+          </w:p>
+        </w:tc>
+        <w:tc>
+          <w:tcPr>
+            <w:tcW w:type="dxa" w:w="4824"/>
+            <w:shd w:val="clear" w:fill="EEF3FA"/>
+          </w:tcPr>
+          <w:p>
+            <w:pPr>
+              <w:spacing w:after="40"/>
+            </w:pPr>
+            <w:r>
+              <w:rPr>
+                <w:sz w:val="19"/>
+              </w:rPr>
+            </w:r>
+            <w:r>
+              <w:rPr>
+                <w:sz w:val="19"/>
+              </w:rPr>
+              <w:t>Roughly 45–55 of each 120 minutes is students working or talking.</w:t>
+            </w:r>
+          </w:p>
+        </w:tc>
+      </w:tr>
+      <w:tr>
+        <w:tc>
+          <w:tcPr>
+            <w:tcW w:type="dxa" w:w="4824"/>
+          </w:tcPr>
+          <w:p>
+            <w:pPr>
+              <w:spacing w:after="40"/>
+            </w:pPr>
+            <w:r>
+              <w:rPr>
+                <w:sz w:val="19"/>
+              </w:rPr>
+            </w:r>
+            <w:r>
+              <w:rPr>
+                <w:b/>
+                <w:sz w:val="19"/>
+              </w:rPr>
+              <w:t>Group project link — to decide with Dr Lee</w:t>
+            </w:r>
+          </w:p>
+        </w:tc>
+        <w:tc>
+          <w:tcPr>
+            <w:tcW w:type="dxa" w:w="4824"/>
+          </w:tcPr>
+          <w:p>
+            <w:pPr>
+              <w:spacing w:after="40"/>
+            </w:pPr>
+            <w:r>
+              <w:rPr>
+                <w:sz w:val="19"/>
+              </w:rPr>
+            </w:r>
+            <w:r>
+              <w:rPr>
+                <w:sz w:val="19"/>
+              </w:rPr>
+              <w:t xml:space="preserve">Every session marks its </w:t>
+            </w:r>
+            <w:r>
+              <w:rPr>
+                <w:b/>
+                <w:sz w:val="19"/>
+              </w:rPr>
               <w:t>AT4 hook</w:t>
             </w:r>
             <w:r>
               <w:rPr>
                 <w:sz w:val="19"/>
               </w:rPr>
-              <w:t>. Switch them on or off after you speak to him; nothing else changes.</w:t>
+              <w:t>. Switch them on later; nothing else changes.</w:t>
             </w:r>
           </w:p>
         </w:tc>
@@ -702,7 +804,7 @@
           <w:rFonts w:ascii="Consolas" w:hAnsi="Consolas" w:eastAsia="Consolas"/>
           <w:sz w:val="18"/>
         </w:rPr>
-        <w:t xml:space="preserve">   "How many do        "How do we          "What is a          "Who's leaving,</w:t>
+        <w:t xml:space="preserve">   HK talent           HK screening        HKMA CG-5,          HK notice</w:t>
       </w:r>
     </w:p>
     <w:p>
@@ -714,7 +816,7 @@
           <w:rFonts w:ascii="Consolas" w:hAnsi="Consolas" w:eastAsia="Consolas"/>
           <w:sz w:val="18"/>
         </w:rPr>
-        <w:t xml:space="preserve">    we need, and        choose, and how     person worth,       and what do we</w:t>
+        <w:t xml:space="preserve">   admission,          law, PCPD HR        MPF, pay            periods, visa-</w:t>
       </w:r>
     </w:p>
     <w:p>
@@ -726,7 +828,7 @@
           <w:rFonts w:ascii="Consolas" w:hAnsi="Consolas" w:eastAsia="Consolas"/>
           <w:sz w:val="18"/>
         </w:rPr>
-        <w:t xml:space="preserve">    can we get          do we know we       and what does       do the day we</w:t>
+        <w:t xml:space="preserve">   ECF, notice         Code, the age       transparency        linked exits,</w:t>
       </w:r>
     </w:p>
     <w:p>
@@ -738,7 +840,19 @@
           <w:rFonts w:ascii="Consolas" w:hAnsi="Consolas" w:eastAsia="Consolas"/>
           <w:sz w:val="18"/>
         </w:rPr>
-        <w:t xml:space="preserve">    them?"              chose well?"        pay buy?"           know?"</w:t>
+        <w:t xml:space="preserve">   &amp; MPF costs         discrimination      (or its             risk scores as</w:t>
+      </w:r>
+    </w:p>
+    <w:p>
+      <w:pPr>
+        <w:spacing w:after="0" w:line="240" w:lineRule="auto"/>
+      </w:pPr>
+      <w:r>
+        <w:rPr>
+          <w:rFonts w:ascii="Consolas" w:hAnsi="Consolas" w:eastAsia="Consolas"/>
+          <w:sz w:val="18"/>
+        </w:rPr>
+        <w:t xml:space="preserve">                       gap                 absence)            personal data</w:t>
       </w:r>
     </w:p>
     <w:p>
@@ -1082,9 +1196,10 @@
             </w:r>
             <w:r>
               <w:rPr>
-                <w:sz w:val="19"/>
-              </w:rPr>
-              <w:t>"Your plan says 60 hires — now find them"</w:t>
+                <w:i/>
+                <w:sz w:val="19"/>
+              </w:rPr>
+              <w:t>"Your plan says 60 hires. Now find them — legally."</w:t>
             </w:r>
           </w:p>
         </w:tc>
@@ -1190,6 +1305,7 @@
             </w:r>
             <w:r>
               <w:rPr>
+                <w:i/>
                 <w:sz w:val="19"/>
               </w:rPr>
               <w:t>"You hired them. What do you pay them?"</w:t>
@@ -1211,6 +1327,7 @@
             </w:r>
             <w:r>
               <w:rPr>
+                <w:i/>
                 <w:sz w:val="19"/>
               </w:rPr>
               <w:t>"Did the HK$3m work?"</w:t>
@@ -1301,9 +1418,10 @@
             </w:r>
             <w:r>
               <w:rPr>
-                <w:sz w:val="19"/>
-              </w:rPr>
-              <w:t>"In Session 1 we planned 60 hires. A quarter of them are leaving."</w:t>
+                <w:i/>
+                <w:sz w:val="19"/>
+              </w:rPr>
+              <w:t>"In Session 1 you planned 60 hires. A quarter are leaving."</w:t>
             </w:r>
           </w:p>
         </w:tc>
@@ -1344,16 +1462,7 @@
         <w:t>The callback structure is the point.</w:t>
       </w:r>
       <w:r>
-        <w:t xml:space="preserve"> Four separate guest talks are forgettable. Four sessions where Sunday 4 punishes the assumptions they made on Sunday 1 is a course. Say the callback out loud each week — </w:t>
-      </w:r>
-      <w:r>
-        <w:rPr>
-          <w:i/>
-        </w:rPr>
-        <w:t>"remember what you assumed two weeks ago"</w:t>
-      </w:r>
-      <w:r>
-        <w:t xml:space="preserve"> — and they'll feel the design.</w:t>
+        <w:t xml:space="preserve"> Four separate guest talks are forgettable. Four sessions where Sunday 4 punishes the assumptions they made on Sunday 1 is a course. Say the callback out loud each week.</w:t>
       </w:r>
     </w:p>
     <w:p>
@@ -1366,12 +1475,12 @@
         <w:pStyle w:val="Heading2"/>
       </w:pPr>
       <w:r>
-        <w:t>3. Teaching 13 international students on a Sunday</w:t>
+        <w:t>3. The Hong Kong spine</w:t>
       </w:r>
     </w:p>
     <w:p>
       <w:r>
-        <w:t>This section is the highest-value part of this document. A 13-person international seminar is a completely different room from a 40-person lecture, and most of what makes it work is set up before you say anything.</w:t>
+        <w:t>This is the content that makes your four sessions worth attending — it is what they came to Hong Kong for, and it is not in the international textbook they've been assigned.</w:t>
       </w:r>
     </w:p>
     <w:p>
@@ -1379,85 +1488,7 @@
         <w:pStyle w:val="Heading3"/>
       </w:pPr>
       <w:r>
-        <w:t>3.1 Room setup — ask for this specifically</w:t>
-      </w:r>
-    </w:p>
-    <w:p>
-      <w:r>
-        <w:t xml:space="preserve">Request a </w:t>
-      </w:r>
-      <w:r>
-        <w:rPr>
-          <w:b/>
-        </w:rPr>
-        <w:t>U-shape, or one big table cluster</w:t>
-      </w:r>
-      <w:r>
-        <w:t>. With 13 people you can all sit around a table, and it changes the quality of discussion more than any activity design. Rows of desks facing forward will give you a lecture whether you want one or not.</w:t>
-      </w:r>
-    </w:p>
-    <w:p>
-      <w:r>
-        <w:t>Also ask for: a whiteboard you can leave written on all session, and confirmation that the projector takes your laptop's connector.</w:t>
-      </w:r>
-    </w:p>
-    <w:p>
-      <w:pPr>
-        <w:pStyle w:val="Heading3"/>
-      </w:pPr>
-      <w:r>
-        <w:t>3.2 Names — learn all 13 on Sunday 1</w:t>
-      </w:r>
-    </w:p>
-    <w:p>
-      <w:r>
-        <w:t>With 13 students this is achievable and it transforms the other three sessions.</w:t>
-      </w:r>
-    </w:p>
-    <w:p>
-      <w:pPr>
-        <w:pStyle w:val="ListBullet"/>
-      </w:pPr>
-      <w:r>
-        <w:t>Name cards folded on the table, session 1 and 2. Ask them to write the name they want to be called, not the one on the register.</w:t>
-      </w:r>
-    </w:p>
-    <w:p>
-      <w:pPr>
-        <w:pStyle w:val="ListBullet"/>
-      </w:pPr>
-      <w:r>
-        <w:t>Use a name every time you respond to someone.</w:t>
-      </w:r>
-    </w:p>
-    <w:p>
-      <w:pPr>
-        <w:pStyle w:val="ListBullet"/>
-      </w:pPr>
-      <w:r>
-        <w:t xml:space="preserve">By Sunday 2 you should be able to say </w:t>
-      </w:r>
-      <w:r>
-        <w:rPr>
-          <w:i/>
-        </w:rPr>
-        <w:t>"Priya, you made the opposite argument last week — has that changed?"</w:t>
-      </w:r>
-      <w:r>
-        <w:t xml:space="preserve"> That single sentence is worth more than any slide.</w:t>
-      </w:r>
-    </w:p>
-    <w:p>
-      <w:pPr>
-        <w:pStyle w:val="Heading3"/>
-      </w:pPr>
-      <w:r>
-        <w:t>3.3 The small-class rebalance</w:t>
-      </w:r>
-    </w:p>
-    <w:p>
-      <w:r>
-        <w:t>Everything is faster with 13, so the time goes somewhere else:</w:t>
+        <w:t>3.1 The Hong Kong facts that anchor each session</w:t>
       </w:r>
     </w:p>
     <w:tbl>
@@ -1489,6 +1520,14 @@
                 <w:sz w:val="20"/>
               </w:rPr>
             </w:r>
+            <w:r>
+              <w:rPr>
+                <w:b/>
+                <w:color w:val="FFFFFF"/>
+                <w:sz w:val="20"/>
+              </w:rPr>
+              <w:t>Sunday</w:t>
+            </w:r>
           </w:p>
         </w:tc>
         <w:tc>
@@ -1513,7 +1552,7 @@
                 <w:color w:val="FFFFFF"/>
                 <w:sz w:val="20"/>
               </w:rPr>
-              <w:t>40-person class</w:t>
+              <w:t>Hong Kong anchor</w:t>
             </w:r>
           </w:p>
         </w:tc>
@@ -1539,7 +1578,7 @@
                 <w:color w:val="FFFFFF"/>
                 <w:sz w:val="20"/>
               </w:rPr>
-              <w:t>Your 13-person class</w:t>
+              <w:t>Why it changes the analytics</w:t>
             </w:r>
           </w:p>
         </w:tc>
@@ -1560,9 +1599,10 @@
             </w:r>
             <w:r>
               <w:rPr>
-                <w:sz w:val="19"/>
-              </w:rPr>
-              <w:t>Groups</w:t>
+                <w:b/>
+                <w:sz w:val="19"/>
+              </w:rPr>
+              <w:t>1 Resourcing</w:t>
             </w:r>
           </w:p>
         </w:tc>
@@ -1583,7 +1623,14 @@
               <w:rPr>
                 <w:sz w:val="19"/>
               </w:rPr>
-              <w:t>8 groups of 4–5</w:t>
+              <w:t xml:space="preserve">Employment Ordinance (Cap. 57): continuous contract ("4-18") rule; one month's notice or payment in lieu is the common contractual position; termination </w:t>
+            </w:r>
+            <w:r>
+              <w:rPr>
+                <w:b/>
+                <w:sz w:val="19"/>
+              </w:rPr>
+              <w:t>with notice and without stated cause is lawful</w:t>
             </w:r>
           </w:p>
         </w:tc>
@@ -1602,10 +1649,9 @@
             </w:r>
             <w:r>
               <w:rPr>
-                <w:b/>
-                <w:sz w:val="19"/>
-              </w:rPr>
-              <w:t>3 groups of 4–5</w:t>
+                <w:sz w:val="19"/>
+              </w:rPr>
+              <w:t>HK's flexibility means workforce plans can flex down fast — unlike most of their home markets. That changes the whole build/buy/borrow calculation.</w:t>
             </w:r>
           </w:p>
         </w:tc>
@@ -1625,12 +1671,6 @@
                 <w:sz w:val="19"/>
               </w:rPr>
             </w:r>
-            <w:r>
-              <w:rPr>
-                <w:sz w:val="19"/>
-              </w:rPr>
-              <w:t>Presenting</w:t>
-            </w:r>
           </w:p>
         </w:tc>
         <w:tc>
@@ -1649,9 +1689,29 @@
             </w:r>
             <w:r>
               <w:rPr>
-                <w:sz w:val="19"/>
-              </w:rPr>
-              <w:t>2 of 8 groups present</w:t>
+                <w:b/>
+                <w:sz w:val="19"/>
+              </w:rPr>
+              <w:t>MPF offsetting abolished from 1 May 2025</w:t>
+            </w:r>
+            <w:r>
+              <w:rPr>
+                <w:sz w:val="19"/>
+              </w:rPr>
+              <w:t xml:space="preserve"> — employers can no longer use accrued benefits from their </w:t>
+            </w:r>
+            <w:r>
+              <w:rPr>
+                <w:i/>
+                <w:sz w:val="19"/>
+              </w:rPr>
+              <w:t>mandatory</w:t>
+            </w:r>
+            <w:r>
+              <w:rPr>
+                <w:sz w:val="19"/>
+              </w:rPr>
+              <w:t xml:space="preserve"> contributions to offset severance payment or long service payment. Not retrospective; the pre-transition portion is still offsettable, and a government subsidy scheme phases the cost in</w:t>
             </w:r>
           </w:p>
         </w:tc>
@@ -1671,10 +1731,9 @@
             </w:r>
             <w:r>
               <w:rPr>
-                <w:b/>
-                <w:sz w:val="19"/>
-              </w:rPr>
-              <w:t>All 3 present, every time</w:t>
+                <w:sz w:val="19"/>
+              </w:rPr>
+              <w:t>Reducing headcount now has a real balance-sheet cost that it didn't fully have before. A downsizing scenario must be costed, not assumed free.</w:t>
             </w:r>
           </w:p>
         </w:tc>
@@ -1693,12 +1752,6 @@
                 <w:sz w:val="19"/>
               </w:rPr>
             </w:r>
-            <w:r>
-              <w:rPr>
-                <w:sz w:val="19"/>
-              </w:rPr>
-              <w:t>Presentation time</w:t>
-            </w:r>
           </w:p>
         </w:tc>
         <w:tc>
@@ -1716,9 +1769,16 @@
             </w:r>
             <w:r>
               <w:rPr>
-                <w:sz w:val="19"/>
-              </w:rPr>
-              <w:t>24 min for a sample</w:t>
+                <w:b/>
+                <w:sz w:val="19"/>
+              </w:rPr>
+              <w:t>Talent admission</w:t>
+            </w:r>
+            <w:r>
+              <w:rPr>
+                <w:sz w:val="19"/>
+              </w:rPr>
+              <w:t>: IANG for non-local graduates of full-time, locally accredited HK programmes — initial stay 24 months, no quota, and recent graduates can apply without a job offer. Plus GEP, TTPS, QMAS, ASMTP</w:t>
             </w:r>
           </w:p>
         </w:tc>
@@ -1737,10 +1797,22 @@
             </w:r>
             <w:r>
               <w:rPr>
-                <w:b/>
-                <w:sz w:val="19"/>
-              </w:rPr>
-              <w:t>9–12 min for everyone</w:t>
+                <w:sz w:val="19"/>
+              </w:rPr>
+              <w:t xml:space="preserve">This </w:t>
+            </w:r>
+            <w:r>
+              <w:rPr>
+                <w:i/>
+                <w:sz w:val="19"/>
+              </w:rPr>
+              <w:t>is</w:t>
+            </w:r>
+            <w:r>
+              <w:rPr>
+                <w:sz w:val="19"/>
+              </w:rPr>
+              <w:t xml:space="preserve"> the FinTech talent supply, and every student in the room is part of it.</w:t>
             </w:r>
           </w:p>
         </w:tc>
@@ -1760,12 +1832,6 @@
                 <w:sz w:val="19"/>
               </w:rPr>
             </w:r>
-            <w:r>
-              <w:rPr>
-                <w:sz w:val="19"/>
-              </w:rPr>
-              <w:t>The freed time</w:t>
-            </w:r>
           </w:p>
         </w:tc>
         <w:tc>
@@ -1786,7 +1852,20 @@
               <w:rPr>
                 <w:sz w:val="19"/>
               </w:rPr>
-              <w:t>—</w:t>
+              <w:t xml:space="preserve">HKMA </w:t>
+            </w:r>
+            <w:r>
+              <w:rPr>
+                <w:b/>
+                <w:sz w:val="19"/>
+              </w:rPr>
+              <w:t>Enhanced Competency Framework</w:t>
+            </w:r>
+            <w:r>
+              <w:rPr>
+                <w:sz w:val="19"/>
+              </w:rPr>
+              <w:t xml:space="preserve"> and SFC fit-and-proper requirements for regulated roles</w:t>
             </w:r>
           </w:p>
         </w:tc>
@@ -1806,10 +1885,9 @@
             </w:r>
             <w:r>
               <w:rPr>
-                <w:b/>
-                <w:sz w:val="19"/>
-              </w:rPr>
-              <w:t>Goes into discussion and debrief</w:t>
+                <w:sz w:val="19"/>
+              </w:rPr>
+              <w:t>You cannot fill some seats with the fastest learner. Competence and licensing are hard planning constraints.</w:t>
             </w:r>
           </w:p>
         </w:tc>
@@ -1830,9 +1908,10 @@
             </w:r>
             <w:r>
               <w:rPr>
-                <w:sz w:val="19"/>
-              </w:rPr>
-              <w:t>Whole-class discussion</w:t>
+                <w:b/>
+                <w:sz w:val="19"/>
+              </w:rPr>
+              <w:t>2 Recruitment</w:t>
             </w:r>
           </w:p>
         </w:tc>
@@ -1851,9 +1930,42 @@
             </w:r>
             <w:r>
               <w:rPr>
-                <w:sz w:val="19"/>
-              </w:rPr>
-              <w:t>Impractical</w:t>
+                <w:b/>
+                <w:sz w:val="19"/>
+              </w:rPr>
+              <w:t>Hong Kong has no age discrimination legislation.</w:t>
+            </w:r>
+            <w:r>
+              <w:rPr>
+                <w:sz w:val="19"/>
+              </w:rPr>
+              <w:t xml:space="preserve"> The EOC enforces the Sex (Cap. 480), Disability (Cap. 487), Family Status (Cap. 527) and Race (Cap. 602) Discrimination Ordinances — </w:t>
+            </w:r>
+            <w:r>
+              <w:rPr>
+                <w:b/>
+                <w:sz w:val="19"/>
+              </w:rPr>
+              <w:t>age is not among them.</w:t>
+            </w:r>
+            <w:r>
+              <w:rPr>
+                <w:sz w:val="19"/>
+              </w:rPr>
+              <w:t xml:space="preserve"> The Labour Department issues </w:t>
+            </w:r>
+            <w:r>
+              <w:rPr>
+                <w:i/>
+                <w:sz w:val="19"/>
+              </w:rPr>
+              <w:t>non-binding</w:t>
+            </w:r>
+            <w:r>
+              <w:rPr>
+                <w:sz w:val="19"/>
+              </w:rPr>
+              <w:t xml:space="preserve"> practical guidelines only</w:t>
             </w:r>
           </w:p>
         </w:tc>
@@ -1872,10 +1984,9 @@
             </w:r>
             <w:r>
               <w:rPr>
-                <w:b/>
-                <w:sz w:val="19"/>
-              </w:rPr>
-              <w:t>Viable — and your best tool</w:t>
+                <w:sz w:val="19"/>
+              </w:rPr>
+              <w:t>The sharpest teaching moment in the whole series. If age isn't a protected characteristic here, is it acceptable to put it in a screening model? Legal and right are not the same question.</w:t>
             </w:r>
           </w:p>
         </w:tc>
@@ -1895,12 +2006,6 @@
                 <w:sz w:val="19"/>
               </w:rPr>
             </w:r>
-            <w:r>
-              <w:rPr>
-                <w:sz w:val="19"/>
-              </w:rPr>
-              <w:t>Anyone hiding</w:t>
-            </w:r>
           </w:p>
         </w:tc>
         <w:tc>
@@ -1919,9 +2024,16 @@
             </w:r>
             <w:r>
               <w:rPr>
-                <w:sz w:val="19"/>
-              </w:rPr>
-              <w:t>Easy</w:t>
+                <w:b/>
+                <w:sz w:val="19"/>
+              </w:rPr>
+              <w:t>PCPD Code of Practice on Human Resource Management</w:t>
+            </w:r>
+            <w:r>
+              <w:rPr>
+                <w:sz w:val="19"/>
+              </w:rPr>
+              <w:t xml:space="preserve"> under the PDPO — e.g. personal data of an unsuccessful applicant should not be retained beyond two years where kept for future recruitment</w:t>
             </w:r>
           </w:p>
         </w:tc>
@@ -1943,7 +2055,605 @@
               <w:rPr>
                 <w:sz w:val="19"/>
               </w:rPr>
-              <w:t>Impossible — which cuts both ways (see 3.5)</w:t>
+              <w:t>Your recruitment dataset is regulated. Retention and purpose limitation are design constraints, not afterthoughts.</w:t>
+            </w:r>
+          </w:p>
+        </w:tc>
+      </w:tr>
+      <w:tr>
+        <w:tc>
+          <w:tcPr>
+            <w:tcW w:type="dxa" w:w="3216"/>
+          </w:tcPr>
+          <w:p>
+            <w:pPr>
+              <w:spacing w:after="40"/>
+            </w:pPr>
+            <w:r>
+              <w:rPr>
+                <w:sz w:val="19"/>
+              </w:rPr>
+            </w:r>
+          </w:p>
+        </w:tc>
+        <w:tc>
+          <w:tcPr>
+            <w:tcW w:type="dxa" w:w="3216"/>
+          </w:tcPr>
+          <w:p>
+            <w:pPr>
+              <w:spacing w:after="40"/>
+            </w:pPr>
+            <w:r>
+              <w:rPr>
+                <w:sz w:val="19"/>
+              </w:rPr>
+            </w:r>
+            <w:r>
+              <w:rPr>
+                <w:sz w:val="19"/>
+              </w:rPr>
+              <w:t>HK CV conventions — photograph, age, marital status and HKID details are far more commonly requested here than in most of their home markets</w:t>
+            </w:r>
+          </w:p>
+        </w:tc>
+        <w:tc>
+          <w:tcPr>
+            <w:tcW w:type="dxa" w:w="3216"/>
+          </w:tcPr>
+          <w:p>
+            <w:pPr>
+              <w:spacing w:after="40"/>
+            </w:pPr>
+            <w:r>
+              <w:rPr>
+                <w:sz w:val="19"/>
+              </w:rPr>
+            </w:r>
+            <w:r>
+              <w:rPr>
+                <w:sz w:val="19"/>
+              </w:rPr>
+              <w:t>Makes the legal gap concrete in thirty seconds.</w:t>
+            </w:r>
+          </w:p>
+        </w:tc>
+      </w:tr>
+      <w:tr>
+        <w:tc>
+          <w:tcPr>
+            <w:tcW w:type="dxa" w:w="3216"/>
+            <w:shd w:val="clear" w:fill="EEF3FA"/>
+          </w:tcPr>
+          <w:p>
+            <w:pPr>
+              <w:spacing w:after="40"/>
+            </w:pPr>
+            <w:r>
+              <w:rPr>
+                <w:sz w:val="19"/>
+              </w:rPr>
+            </w:r>
+            <w:r>
+              <w:rPr>
+                <w:b/>
+                <w:sz w:val="19"/>
+              </w:rPr>
+              <w:t>3 Compensation</w:t>
+            </w:r>
+          </w:p>
+        </w:tc>
+        <w:tc>
+          <w:tcPr>
+            <w:tcW w:type="dxa" w:w="3216"/>
+            <w:shd w:val="clear" w:fill="EEF3FA"/>
+          </w:tcPr>
+          <w:p>
+            <w:pPr>
+              <w:spacing w:after="40"/>
+            </w:pPr>
+            <w:r>
+              <w:rPr>
+                <w:sz w:val="19"/>
+              </w:rPr>
+            </w:r>
+            <w:r>
+              <w:rPr>
+                <w:b/>
+                <w:sz w:val="19"/>
+              </w:rPr>
+              <w:t>HKMA Supervisory Policy Manual CG-5, "Guideline on a Sound Remuneration System"</w:t>
+            </w:r>
+            <w:r>
+              <w:rPr>
+                <w:sz w:val="19"/>
+              </w:rPr>
+              <w:t xml:space="preserve"> — deferral of variable pay, malus and clawback for material risk takers, with deferral for senior executives normally not less than three years</w:t>
+            </w:r>
+          </w:p>
+        </w:tc>
+        <w:tc>
+          <w:tcPr>
+            <w:tcW w:type="dxa" w:w="3216"/>
+            <w:shd w:val="clear" w:fill="EEF3FA"/>
+          </w:tcPr>
+          <w:p>
+            <w:pPr>
+              <w:spacing w:after="40"/>
+            </w:pPr>
+            <w:r>
+              <w:rPr>
+                <w:sz w:val="19"/>
+              </w:rPr>
+            </w:r>
+            <w:r>
+              <w:rPr>
+                <w:sz w:val="19"/>
+              </w:rPr>
+              <w:t>Real, local, binding-in-practice regulation of pay in exactly the sector this course is about. Nobody else on the course will teach this.</w:t>
+            </w:r>
+          </w:p>
+        </w:tc>
+      </w:tr>
+      <w:tr>
+        <w:tc>
+          <w:tcPr>
+            <w:tcW w:type="dxa" w:w="3216"/>
+          </w:tcPr>
+          <w:p>
+            <w:pPr>
+              <w:spacing w:after="40"/>
+            </w:pPr>
+            <w:r>
+              <w:rPr>
+                <w:sz w:val="19"/>
+              </w:rPr>
+            </w:r>
+          </w:p>
+        </w:tc>
+        <w:tc>
+          <w:tcPr>
+            <w:tcW w:type="dxa" w:w="3216"/>
+          </w:tcPr>
+          <w:p>
+            <w:pPr>
+              <w:spacing w:after="40"/>
+            </w:pPr>
+            <w:r>
+              <w:rPr>
+                <w:sz w:val="19"/>
+              </w:rPr>
+            </w:r>
+            <w:r>
+              <w:rPr>
+                <w:sz w:val="19"/>
+              </w:rPr>
+              <w:t>MPF: mandatory contributions from both employer and employee, subject to statutory relevant-income levels; plus the 1 May 2025 offsetting change</w:t>
+            </w:r>
+          </w:p>
+        </w:tc>
+        <w:tc>
+          <w:tcPr>
+            <w:tcW w:type="dxa" w:w="3216"/>
+          </w:tcPr>
+          <w:p>
+            <w:pPr>
+              <w:spacing w:after="40"/>
+            </w:pPr>
+            <w:r>
+              <w:rPr>
+                <w:sz w:val="19"/>
+              </w:rPr>
+            </w:r>
+            <w:r>
+              <w:rPr>
+                <w:sz w:val="19"/>
+              </w:rPr>
+              <w:t>The employer cost of an employee in HK is not just salary.</w:t>
+            </w:r>
+          </w:p>
+        </w:tc>
+      </w:tr>
+      <w:tr>
+        <w:tc>
+          <w:tcPr>
+            <w:tcW w:type="dxa" w:w="3216"/>
+            <w:shd w:val="clear" w:fill="EEF3FA"/>
+          </w:tcPr>
+          <w:p>
+            <w:pPr>
+              <w:spacing w:after="40"/>
+            </w:pPr>
+            <w:r>
+              <w:rPr>
+                <w:sz w:val="19"/>
+              </w:rPr>
+            </w:r>
+          </w:p>
+        </w:tc>
+        <w:tc>
+          <w:tcPr>
+            <w:tcW w:type="dxa" w:w="3216"/>
+            <w:shd w:val="clear" w:fill="EEF3FA"/>
+          </w:tcPr>
+          <w:p>
+            <w:pPr>
+              <w:spacing w:after="40"/>
+            </w:pPr>
+            <w:r>
+              <w:rPr>
+                <w:sz w:val="19"/>
+              </w:rPr>
+            </w:r>
+            <w:r>
+              <w:rPr>
+                <w:b/>
+                <w:sz w:val="19"/>
+              </w:rPr>
+              <w:t>Hong Kong has no gender pay gap reporting requirement</w:t>
+            </w:r>
+            <w:r>
+              <w:rPr>
+                <w:sz w:val="19"/>
+              </w:rPr>
+              <w:t xml:space="preserve"> and no general pay transparency statute, unlike the UK's reporting regime or the EU Pay Transparency Directive</w:t>
+            </w:r>
+          </w:p>
+        </w:tc>
+        <w:tc>
+          <w:tcPr>
+            <w:tcW w:type="dxa" w:w="3216"/>
+            <w:shd w:val="clear" w:fill="EEF3FA"/>
+          </w:tcPr>
+          <w:p>
+            <w:pPr>
+              <w:spacing w:after="40"/>
+            </w:pPr>
+            <w:r>
+              <w:rPr>
+                <w:sz w:val="19"/>
+              </w:rPr>
+            </w:r>
+            <w:r>
+              <w:rPr>
+                <w:sz w:val="19"/>
+              </w:rPr>
+              <w:t xml:space="preserve">Nobody makes a HK employer look at its unexplained pay gap. So looking is a </w:t>
+            </w:r>
+            <w:r>
+              <w:rPr>
+                <w:i/>
+                <w:sz w:val="19"/>
+              </w:rPr>
+              <w:t>governance choice</w:t>
+            </w:r>
+            <w:r>
+              <w:rPr>
+                <w:sz w:val="19"/>
+              </w:rPr>
+              <w:t xml:space="preserve"> — which is precisely the point of the session.</w:t>
+            </w:r>
+          </w:p>
+        </w:tc>
+      </w:tr>
+      <w:tr>
+        <w:tc>
+          <w:tcPr>
+            <w:tcW w:type="dxa" w:w="3216"/>
+          </w:tcPr>
+          <w:p>
+            <w:pPr>
+              <w:spacing w:after="40"/>
+            </w:pPr>
+            <w:r>
+              <w:rPr>
+                <w:sz w:val="19"/>
+              </w:rPr>
+            </w:r>
+          </w:p>
+        </w:tc>
+        <w:tc>
+          <w:tcPr>
+            <w:tcW w:type="dxa" w:w="3216"/>
+          </w:tcPr>
+          <w:p>
+            <w:pPr>
+              <w:spacing w:after="40"/>
+            </w:pPr>
+            <w:r>
+              <w:rPr>
+                <w:sz w:val="19"/>
+              </w:rPr>
+            </w:r>
+            <w:r>
+              <w:rPr>
+                <w:sz w:val="19"/>
+              </w:rPr>
+              <w:t>13th-month / "double pay" is contractual convention, not statute</w:t>
+            </w:r>
+          </w:p>
+        </w:tc>
+        <w:tc>
+          <w:tcPr>
+            <w:tcW w:type="dxa" w:w="3216"/>
+          </w:tcPr>
+          <w:p>
+            <w:pPr>
+              <w:spacing w:after="40"/>
+            </w:pPr>
+            <w:r>
+              <w:rPr>
+                <w:sz w:val="19"/>
+              </w:rPr>
+            </w:r>
+            <w:r>
+              <w:rPr>
+                <w:sz w:val="19"/>
+              </w:rPr>
+              <w:t>Explains the Lunar New Year bonus-cycle behaviour that shows up in the turnover data.</w:t>
+            </w:r>
+          </w:p>
+        </w:tc>
+      </w:tr>
+      <w:tr>
+        <w:tc>
+          <w:tcPr>
+            <w:tcW w:type="dxa" w:w="3216"/>
+            <w:shd w:val="clear" w:fill="EEF3FA"/>
+          </w:tcPr>
+          <w:p>
+            <w:pPr>
+              <w:spacing w:after="40"/>
+            </w:pPr>
+            <w:r>
+              <w:rPr>
+                <w:sz w:val="19"/>
+              </w:rPr>
+            </w:r>
+            <w:r>
+              <w:rPr>
+                <w:b/>
+                <w:sz w:val="19"/>
+              </w:rPr>
+              <w:t>4 Turnover</w:t>
+            </w:r>
+          </w:p>
+        </w:tc>
+        <w:tc>
+          <w:tcPr>
+            <w:tcW w:type="dxa" w:w="3216"/>
+            <w:shd w:val="clear" w:fill="EEF3FA"/>
+          </w:tcPr>
+          <w:p>
+            <w:pPr>
+              <w:spacing w:after="40"/>
+            </w:pPr>
+            <w:r>
+              <w:rPr>
+                <w:sz w:val="19"/>
+              </w:rPr>
+            </w:r>
+            <w:r>
+              <w:rPr>
+                <w:sz w:val="19"/>
+              </w:rPr>
+              <w:t>One month's notice is the common HK position — short by international standards</w:t>
+            </w:r>
+          </w:p>
+        </w:tc>
+        <w:tc>
+          <w:tcPr>
+            <w:tcW w:type="dxa" w:w="3216"/>
+            <w:shd w:val="clear" w:fill="EEF3FA"/>
+          </w:tcPr>
+          <w:p>
+            <w:pPr>
+              <w:spacing w:after="40"/>
+            </w:pPr>
+            <w:r>
+              <w:rPr>
+                <w:sz w:val="19"/>
+              </w:rPr>
+            </w:r>
+            <w:r>
+              <w:rPr>
+                <w:sz w:val="19"/>
+              </w:rPr>
+              <w:t>HK turnover moves fast. A six-month prediction window means something different here than in a market with three-month notice.</w:t>
+            </w:r>
+          </w:p>
+        </w:tc>
+      </w:tr>
+      <w:tr>
+        <w:tc>
+          <w:tcPr>
+            <w:tcW w:type="dxa" w:w="3216"/>
+          </w:tcPr>
+          <w:p>
+            <w:pPr>
+              <w:spacing w:after="40"/>
+            </w:pPr>
+            <w:r>
+              <w:rPr>
+                <w:sz w:val="19"/>
+              </w:rPr>
+            </w:r>
+          </w:p>
+        </w:tc>
+        <w:tc>
+          <w:tcPr>
+            <w:tcW w:type="dxa" w:w="3216"/>
+          </w:tcPr>
+          <w:p>
+            <w:pPr>
+              <w:spacing w:after="40"/>
+            </w:pPr>
+            <w:r>
+              <w:rPr>
+                <w:sz w:val="19"/>
+              </w:rPr>
+            </w:r>
+            <w:r>
+              <w:rPr>
+                <w:b/>
+                <w:sz w:val="19"/>
+              </w:rPr>
+              <w:t>Visa-linked employment</w:t>
+            </w:r>
+            <w:r>
+              <w:rPr>
+                <w:sz w:val="19"/>
+              </w:rPr>
+              <w:t>: for someone on IANG, GEP or a similar scheme, the right to remain is tied to employment</w:t>
+            </w:r>
+          </w:p>
+        </w:tc>
+        <w:tc>
+          <w:tcPr>
+            <w:tcW w:type="dxa" w:w="3216"/>
+          </w:tcPr>
+          <w:p>
+            <w:pPr>
+              <w:spacing w:after="40"/>
+            </w:pPr>
+            <w:r>
+              <w:rPr>
+                <w:sz w:val="19"/>
+              </w:rPr>
+            </w:r>
+            <w:r>
+              <w:rPr>
+                <w:sz w:val="19"/>
+              </w:rPr>
+              <w:t>A retention dynamic that does not exist in their home markets — and it applies to them personally.</w:t>
+            </w:r>
+          </w:p>
+        </w:tc>
+      </w:tr>
+      <w:tr>
+        <w:tc>
+          <w:tcPr>
+            <w:tcW w:type="dxa" w:w="3216"/>
+            <w:shd w:val="clear" w:fill="EEF3FA"/>
+          </w:tcPr>
+          <w:p>
+            <w:pPr>
+              <w:spacing w:after="40"/>
+            </w:pPr>
+            <w:r>
+              <w:rPr>
+                <w:sz w:val="19"/>
+              </w:rPr>
+            </w:r>
+          </w:p>
+        </w:tc>
+        <w:tc>
+          <w:tcPr>
+            <w:tcW w:type="dxa" w:w="3216"/>
+            <w:shd w:val="clear" w:fill="EEF3FA"/>
+          </w:tcPr>
+          <w:p>
+            <w:pPr>
+              <w:spacing w:after="40"/>
+            </w:pPr>
+            <w:r>
+              <w:rPr>
+                <w:sz w:val="19"/>
+              </w:rPr>
+            </w:r>
+            <w:r>
+              <w:rPr>
+                <w:sz w:val="19"/>
+              </w:rPr>
+              <w:t>Post-1 May 2025 severance and long service payment costs</w:t>
+            </w:r>
+          </w:p>
+        </w:tc>
+        <w:tc>
+          <w:tcPr>
+            <w:tcW w:type="dxa" w:w="3216"/>
+            <w:shd w:val="clear" w:fill="EEF3FA"/>
+          </w:tcPr>
+          <w:p>
+            <w:pPr>
+              <w:spacing w:after="40"/>
+            </w:pPr>
+            <w:r>
+              <w:rPr>
+                <w:sz w:val="19"/>
+              </w:rPr>
+            </w:r>
+            <w:r>
+              <w:rPr>
+                <w:sz w:val="19"/>
+              </w:rPr>
+              <w:t>The cost of involuntary exits went up. The cost stack changed.</w:t>
+            </w:r>
+          </w:p>
+        </w:tc>
+      </w:tr>
+      <w:tr>
+        <w:tc>
+          <w:tcPr>
+            <w:tcW w:type="dxa" w:w="3216"/>
+          </w:tcPr>
+          <w:p>
+            <w:pPr>
+              <w:spacing w:after="40"/>
+            </w:pPr>
+            <w:r>
+              <w:rPr>
+                <w:sz w:val="19"/>
+              </w:rPr>
+            </w:r>
+          </w:p>
+        </w:tc>
+        <w:tc>
+          <w:tcPr>
+            <w:tcW w:type="dxa" w:w="3216"/>
+          </w:tcPr>
+          <w:p>
+            <w:pPr>
+              <w:spacing w:after="40"/>
+            </w:pPr>
+            <w:r>
+              <w:rPr>
+                <w:sz w:val="19"/>
+              </w:rPr>
+            </w:r>
+            <w:r>
+              <w:rPr>
+                <w:b/>
+                <w:sz w:val="19"/>
+              </w:rPr>
+              <w:t>A risk score is personal data under the PDPO</w:t>
+            </w:r>
+            <w:r>
+              <w:rPr>
+                <w:sz w:val="19"/>
+              </w:rPr>
+              <w:t xml:space="preserve"> — collection purpose, use limitation, and the data access right under DPP 6 all apply</w:t>
+            </w:r>
+          </w:p>
+        </w:tc>
+        <w:tc>
+          <w:tcPr>
+            <w:tcW w:type="dxa" w:w="3216"/>
+          </w:tcPr>
+          <w:p>
+            <w:pPr>
+              <w:spacing w:after="40"/>
+            </w:pPr>
+            <w:r>
+              <w:rPr>
+                <w:sz w:val="19"/>
+              </w:rPr>
+            </w:r>
+            <w:r>
+              <w:rPr>
+                <w:sz w:val="19"/>
+              </w:rPr>
+              <w:t>Turns "who gets to see the list?" from a philosophy debate into a Hong Kong legal question. Your best closer.</w:t>
             </w:r>
           </w:p>
         </w:tc>
@@ -1959,7 +2669,12 @@
         <w:pStyle w:val="Heading3"/>
       </w:pPr>
       <w:r>
-        <w:t>3.4 International classroom — practical rules</w:t>
+        <w:t>3.2 Verify before you teach</w:t>
+      </w:r>
+    </w:p>
+    <w:p>
+      <w:r>
+        <w:t>Some of the above is stable law; some is a number that moves. Check these against the primary source in the week before your session, and say in class that you did:</w:t>
       </w:r>
     </w:p>
     <w:tbl>
@@ -1996,7 +2711,7 @@
                 <w:color w:val="FFFFFF"/>
                 <w:sz w:val="20"/>
               </w:rPr>
-              <w:t>Do</w:t>
+              <w:t>Stable enough to state plainly</w:t>
             </w:r>
           </w:p>
         </w:tc>
@@ -2022,7 +2737,7 @@
                 <w:color w:val="FFFFFF"/>
                 <w:sz w:val="20"/>
               </w:rPr>
-              <w:t>Why</w:t>
+              <w:t>Check the current figure or version</w:t>
             </w:r>
           </w:p>
         </w:tc>
@@ -2043,10 +2758,9 @@
             </w:r>
             <w:r>
               <w:rPr>
-                <w:b/>
-                <w:sz w:val="19"/>
-              </w:rPr>
-              <w:t>Slow down. Consciously.</w:t>
+                <w:sz w:val="19"/>
+              </w:rPr>
+              <w:t>MPF offsetting abolished 1 May 2025, not retrospective</w:t>
             </w:r>
           </w:p>
         </w:tc>
@@ -2067,7 +2781,7 @@
               <w:rPr>
                 <w:sz w:val="19"/>
               </w:rPr>
-              <w:t>Non-native listeners need processing time. Speed is the single biggest barrier, ahead of vocabulary.</w:t>
+              <w:t>MPF relevant income levels and contribution caps</w:t>
             </w:r>
           </w:p>
         </w:tc>
@@ -2089,16 +2803,9 @@
             </w:r>
             <w:r>
               <w:rPr>
-                <w:b/>
-                <w:sz w:val="19"/>
-              </w:rPr>
-              <w:t>Write every key term on the board</w:t>
-            </w:r>
-            <w:r>
-              <w:rPr>
-                <w:sz w:val="19"/>
-              </w:rPr>
-              <w:t xml:space="preserve"> and leave it there</w:t>
+                <w:sz w:val="19"/>
+              </w:rPr>
+              <w:t>No age discrimination legislation in HK; EOC covers sex, disability, family status, race</w:t>
             </w:r>
           </w:p>
         </w:tc>
@@ -2120,7 +2827,7 @@
               <w:rPr>
                 <w:sz w:val="19"/>
               </w:rPr>
-              <w:t>Most people read English better than they hear it. A visible word list rescues anyone who lost a term ten minutes ago.</w:t>
+              <w:t>Statutory minimum wage rate and review cycle</w:t>
             </w:r>
           </w:p>
         </w:tc>
@@ -2141,10 +2848,9 @@
             </w:r>
             <w:r>
               <w:rPr>
-                <w:b/>
-                <w:sz w:val="19"/>
-              </w:rPr>
-              <w:t>Avoid idioms, sports metaphors and HK-only references</w:t>
+                <w:sz w:val="19"/>
+              </w:rPr>
+              <w:t>PCPD Code of Practice on HRM exists and covers recruitment data</w:t>
             </w:r>
           </w:p>
         </w:tc>
@@ -2165,7 +2871,7 @@
               <w:rPr>
                 <w:sz w:val="19"/>
               </w:rPr>
-              <w:t>"Move the needle", "out of the ballpark", "MPF", "Form 5" — either drop them or explain them once and reuse them deliberately.</w:t>
+              <w:t>The two-year applicant-retention guidance — quote the Code, not me</w:t>
             </w:r>
           </w:p>
         </w:tc>
@@ -2187,10 +2893,9 @@
             </w:r>
             <w:r>
               <w:rPr>
-                <w:b/>
-                <w:sz w:val="19"/>
-              </w:rPr>
-              <w:t>Written first, then spoken</w:t>
+                <w:sz w:val="19"/>
+              </w:rPr>
+              <w:t>HKMA SPM CG-5 governs remuneration in authorized institutions</w:t>
             </w:r>
           </w:p>
         </w:tc>
@@ -2212,7 +2917,7 @@
               <w:rPr>
                 <w:sz w:val="19"/>
               </w:rPr>
-              <w:t>"Take 90 seconds and write one sentence" before any discussion. It doubles participation, and it disproportionately helps people who are composing in a second language.</w:t>
+              <w:t>Current version of CG-5 and of the Enhanced Competency Framework modules</w:t>
             </w:r>
           </w:p>
         </w:tc>
@@ -2233,10 +2938,9 @@
             </w:r>
             <w:r>
               <w:rPr>
-                <w:b/>
-                <w:sz w:val="19"/>
-              </w:rPr>
-              <w:t>Structured turn-taking, not "anyone?"</w:t>
+                <w:sz w:val="19"/>
+              </w:rPr>
+              <w:t>IANG exists, 24-month initial stay, no quota, open to non-local graduates of local programmes</w:t>
             </w:r>
           </w:p>
         </w:tc>
@@ -2257,7 +2961,7 @@
               <w:rPr>
                 <w:sz w:val="19"/>
               </w:rPr>
-              <w:t>In several cultures, volunteering an answer in front of a teacher is not the norm. Going round the table, or nominating by name after a pair discussion, is not rude — it's inclusive.</w:t>
+              <w:t>Exact application windows and any 2026 changes — Immigration Department site</w:t>
             </w:r>
           </w:p>
         </w:tc>
@@ -2279,10 +2983,9 @@
             </w:r>
             <w:r>
               <w:rPr>
-                <w:b/>
-                <w:sz w:val="19"/>
-              </w:rPr>
-              <w:t>Repeat and reformulate answers</w:t>
+                <w:sz w:val="19"/>
+              </w:rPr>
+              <w:t>Eight virtual banks were licensed by the HKMA between 2019 and 2021</w:t>
             </w:r>
           </w:p>
         </w:tc>
@@ -2304,78 +3007,7 @@
               <w:rPr>
                 <w:sz w:val="19"/>
               </w:rPr>
-              <w:t>"So you're saying X — is that right?" gives the speaker a correction chance and the room a second hearing.</w:t>
-            </w:r>
-          </w:p>
-        </w:tc>
-      </w:tr>
-      <w:tr>
-        <w:tc>
-          <w:tcPr>
-            <w:tcW w:type="dxa" w:w="4824"/>
-          </w:tcPr>
-          <w:p>
-            <w:pPr>
-              <w:spacing w:after="40"/>
-            </w:pPr>
-            <w:r>
-              <w:rPr>
-                <w:sz w:val="19"/>
-              </w:rPr>
-            </w:r>
-            <w:r>
-              <w:rPr>
-                <w:b/>
-                <w:sz w:val="19"/>
-              </w:rPr>
-              <w:t>Never make anyone the spokesperson for their country</w:t>
-            </w:r>
-          </w:p>
-        </w:tc>
-        <w:tc>
-          <w:tcPr>
-            <w:tcW w:type="dxa" w:w="4824"/>
-          </w:tcPr>
-          <w:p>
-            <w:pPr>
-              <w:spacing w:after="40"/>
-            </w:pPr>
-            <w:r>
-              <w:rPr>
-                <w:sz w:val="19"/>
-              </w:rPr>
-            </w:r>
-            <w:r>
-              <w:rPr>
-                <w:sz w:val="19"/>
-              </w:rPr>
-              <w:t xml:space="preserve">Ask </w:t>
-            </w:r>
-            <w:r>
-              <w:rPr>
-                <w:i/>
-                <w:sz w:val="19"/>
-              </w:rPr>
-              <w:t>"in a market you know well…"</w:t>
-            </w:r>
-            <w:r>
-              <w:rPr>
-                <w:sz w:val="19"/>
-              </w:rPr>
-              <w:t xml:space="preserve"> not </w:t>
-            </w:r>
-            <w:r>
-              <w:rPr>
-                <w:i/>
-                <w:sz w:val="19"/>
-              </w:rPr>
-              <w:t>"how do they do it in India?"</w:t>
-            </w:r>
-            <w:r>
-              <w:rPr>
-                <w:sz w:val="19"/>
-              </w:rPr>
-              <w:t xml:space="preserve"> Invite, don't appoint.</w:t>
+              <w:t>Whether all eight still operate, and current terminology (the sector is also referred to as licensed digital banks)</w:t>
             </w:r>
           </w:p>
         </w:tc>
@@ -2387,49 +3019,37 @@
       </w:pPr>
     </w:p>
     <w:p>
-      <w:pPr>
-        <w:pStyle w:val="Heading3"/>
-      </w:pPr>
       <w:r>
-        <w:t>3.5 The introvert problem in a small room</w:t>
+        <w:rPr>
+          <w:b/>
+        </w:rPr>
+        <w:t>Primary sources to bookmark:</w:t>
       </w:r>
-    </w:p>
-    <w:p>
       <w:r>
-        <w:t>With 13 people there is nowhere to hide, and for a quiet student that is stressful, not motivating. Protect them:</w:t>
+        <w:t xml:space="preserve"> Labour Department (labour.gov.hk), MPFA (mpfa.org.hk), PCPD (pcpd.org.hk), EOC (eoc.org.hk), HKMA (hkma.gov.hk), SFC (sfc.hk), Immigration Department (immd.gov.hk).</w:t>
       </w:r>
     </w:p>
     <w:p>
       <w:pPr>
-        <w:pStyle w:val="ListBullet"/>
+        <w:pStyle w:val="IntenseQuote"/>
       </w:pPr>
-      <w:r>
-        <w:t xml:space="preserve">Always </w:t>
-      </w:r>
       <w:r>
         <w:rPr>
           <w:b/>
         </w:rPr>
-        <w:t>think → pair → share</w:t>
+        <w:t>Say this out loud in Session 1:</w:t>
       </w:r>
       <w:r>
-        <w:t>. Nobody speaks to the room without having said it once to one person first.</w:t>
+        <w:t xml:space="preserve"> </w:t>
       </w:r>
-    </w:p>
-    <w:p>
-      <w:pPr>
-        <w:pStyle w:val="ListBullet"/>
-      </w:pPr>
       <w:r>
-        <w:t>Let people contribute in writing sometimes — a shared doc, a sticky note, a group's flip chart.</w:t>
+        <w:rPr>
+          <w:i/>
+        </w:rPr>
+        <w:t>"I will give you the law as it stands and I will tell you when a number moves. If I'm not sure, I'll say so and check. In this field, being confidently wrong about a regulation is worse than being slow."</w:t>
       </w:r>
-    </w:p>
-    <w:p>
-      <w:pPr>
-        <w:pStyle w:val="ListBullet"/>
-      </w:pPr>
       <w:r>
-        <w:t>Rotate who reports back for the group, and say at the start that you'll do that, so nobody is ambushed.</w:t>
+        <w:t xml:space="preserve"> Postgraduates respect that, and it buys you room for the rest of the series.</w:t>
       </w:r>
     </w:p>
     <w:p>
@@ -2437,12 +3057,64 @@
         <w:pStyle w:val="Heading3"/>
       </w:pPr>
       <w:r>
-        <w:t>3.6 Turn the diversity into content — this is your unfair advantage</w:t>
+        <w:t>3.3 Your engagement hook: they are the data</w:t>
       </w:r>
     </w:p>
     <w:p>
       <w:r>
-        <w:t>Your four topics are exactly the four where national practice diverges most. Build one comparison moment into each session:</w:t>
+        <w:t xml:space="preserve">The single strongest opening you have is that </w:t>
+      </w:r>
+      <w:r>
+        <w:rPr>
+          <w:b/>
+        </w:rPr>
+        <w:t>these students are themselves Hong Kong's FinTech talent pipeline.</w:t>
+      </w:r>
+      <w:r>
+        <w:t xml:space="preserve"> They are non-local graduates of a locally accredited programme — the exact population IANG was designed for.</w:t>
+      </w:r>
+    </w:p>
+    <w:p>
+      <w:r>
+        <w:t>Use it in the first five minutes of Sunday 1:</w:t>
+      </w:r>
+    </w:p>
+    <w:p>
+      <w:pPr>
+        <w:pStyle w:val="IntenseQuote"/>
+      </w:pPr>
+      <w:r>
+        <w:rPr>
+          <w:i/>
+        </w:rPr>
+        <w:t>"Everyone in this room is, right now, a data point in Hong Kong's talent strategy. You are non-local graduates of a Hong Kong programme, which means there is an immigration arrangement built specifically for people like you, and there are FinTech firms in this city whose workforce plans assume you exist. Over the next four Sundays we are going to look at the hiring, paying and retention decisions those firms make — from the other side of the desk. By Sunday 4 you should be able to read a Hong Kong job offer the way an HR director reads it."</w:t>
+      </w:r>
+    </w:p>
+    <w:p>
+      <w:r>
+        <w:t>That reframes the whole series from "a subject" to "your career", and it is true.</w:t>
+      </w:r>
+    </w:p>
+    <w:p>
+      <w:pPr>
+        <w:pStyle w:val="Heading3"/>
+      </w:pPr>
+      <w:r>
+        <w:t>3.4 Using their home markets — as contrast, not as spine</w:t>
+      </w:r>
+    </w:p>
+    <w:p>
+      <w:r>
+        <w:t xml:space="preserve">Their international backgrounds are still valuable, but the ratio flips: </w:t>
+      </w:r>
+      <w:r>
+        <w:rPr>
+          <w:b/>
+        </w:rPr>
+        <w:t>Hong Kong is the anchor, home market is the 3-minute contrast.</w:t>
+      </w:r>
+      <w:r>
+        <w:t xml:space="preserve"> One per session, tightly timed:</w:t>
       </w:r>
     </w:p>
     <w:tbl>
@@ -2505,7 +3177,7 @@
                 <w:color w:val="FFFFFF"/>
                 <w:sz w:val="20"/>
               </w:rPr>
-              <w:t>The comparison question</w:t>
+              <w:t>The contrast question (3–5 min, not 15)</w:t>
             </w:r>
           </w:p>
         </w:tc>
@@ -2528,7 +3200,7 @@
               <w:rPr>
                 <w:sz w:val="19"/>
               </w:rPr>
-              <w:t>1 Resourcing</w:t>
+              <w:t>1</w:t>
             </w:r>
           </w:p>
         </w:tc>
@@ -2550,13 +3222,7 @@
                 <w:i/>
                 <w:sz w:val="19"/>
               </w:rPr>
-              <w:t>"In a market you know well — how long does it take to hire a specialist, and can you fire someone easily if the plan changes?"</w:t>
-            </w:r>
-            <w:r>
-              <w:rPr>
-                <w:sz w:val="19"/>
-              </w:rPr>
-              <w:t xml:space="preserve"> (notice periods and employment protection change the whole planning problem)</w:t>
+              <w:t>"In a market you know well, how hard is it to reduce headcount? Hong Kong is unusually flexible — where you're from, is it?"</w:t>
             </w:r>
           </w:p>
         </w:tc>
@@ -2580,7 +3246,7 @@
               <w:rPr>
                 <w:sz w:val="19"/>
               </w:rPr>
-              <w:t>2 Recruitment</w:t>
+              <w:t>2</w:t>
             </w:r>
           </w:p>
         </w:tc>
@@ -2603,7 +3269,7 @@
                 <w:i/>
                 <w:sz w:val="19"/>
               </w:rPr>
-              <w:t>"What is a normal job application in a market you know? Photo on the CV? Age? Marital status? What's illegal to ask?"</w:t>
+              <w:t>"Hong Kong has no age discrimination law. Does yours? What can a job ad legally ask for where you're from?"</w:t>
             </w:r>
           </w:p>
         </w:tc>
@@ -2626,7 +3292,7 @@
               <w:rPr>
                 <w:sz w:val="19"/>
               </w:rPr>
-              <w:t>3 Compensation</w:t>
+              <w:t>3</w:t>
             </w:r>
           </w:p>
         </w:tc>
@@ -2648,7 +3314,7 @@
                 <w:i/>
                 <w:sz w:val="19"/>
               </w:rPr>
-              <w:t>"Is pay something people discuss openly where you're from? Is there a legal right to know what colleagues earn?"</w:t>
+              <w:t>"Does your market require gender pay gap reporting? Hong Kong doesn't."</w:t>
             </w:r>
           </w:p>
         </w:tc>
@@ -2672,7 +3338,7 @@
               <w:rPr>
                 <w:sz w:val="19"/>
               </w:rPr>
-              <w:t>4 Turnover</w:t>
+              <w:t>4</w:t>
             </w:r>
           </w:p>
         </w:tc>
@@ -2695,7 +3361,7 @@
                 <w:i/>
                 <w:sz w:val="19"/>
               </w:rPr>
-              <w:t>"Is it normal to change jobs every two years, or does that look bad on your record?"</w:t>
+              <w:t>"One month's notice is normal here. What's normal where you're from?"</w:t>
             </w:r>
           </w:p>
         </w:tc>
@@ -2708,70 +3374,31 @@
     </w:p>
     <w:p>
       <w:r>
-        <w:t>Ten minutes each, and it does four jobs at once: participation, real content, genuine inclusion, and it lets you cite Llanos &amp; Bin Ahmad (2016) on compensation and commitment differing between Mexican and Malaysian bankers with a room that has just proved the point themselves.</w:t>
-      </w:r>
-    </w:p>
-    <w:p>
-      <w:pPr>
-        <w:pStyle w:val="Heading3"/>
-      </w:pPr>
-      <w:r>
-        <w:t>3.7 Sunday energy</w:t>
-      </w:r>
-    </w:p>
-    <w:p>
-      <w:r>
-        <w:t>Two hours on a Sunday is a real constraint. Assume attention drops after 20 minutes of anything.</w:t>
-      </w:r>
-    </w:p>
-    <w:p>
-      <w:pPr>
-        <w:pStyle w:val="ListBullet"/>
-      </w:pPr>
-      <w:r>
         <w:rPr>
           <w:b/>
         </w:rPr>
-        <w:t>Never talk for more than 20 minutes</w:t>
+        <w:t>Phrasing rule:</w:t>
       </w:r>
       <w:r>
-        <w:t xml:space="preserve"> without changing the state of the room.</w:t>
-      </w:r>
-    </w:p>
-    <w:p>
-      <w:pPr>
-        <w:pStyle w:val="ListBullet"/>
-      </w:pPr>
-      <w:r>
-        <w:rPr>
-          <w:b/>
-        </w:rPr>
-        <w:t>Five blocks, not two.</w:t>
-      </w:r>
-      <w:r>
-        <w:t xml:space="preserve"> Every run sheet below does this.</w:t>
-      </w:r>
-    </w:p>
-    <w:p>
-      <w:pPr>
-        <w:pStyle w:val="ListBullet"/>
-      </w:pPr>
-      <w:r>
-        <w:t>Break at roughly the 45–55 minute mark, ten minutes, with the return time on screen as a clock time.</w:t>
-      </w:r>
-    </w:p>
-    <w:p>
-      <w:pPr>
-        <w:pStyle w:val="ListBullet"/>
-      </w:pPr>
-      <w:r>
-        <w:t xml:space="preserve">If the room goes flat, stand them up: </w:t>
+        <w:t xml:space="preserve"> always </w:t>
       </w:r>
       <w:r>
         <w:rPr>
           <w:i/>
         </w:rPr>
-        <w:t>"Find someone you haven't spoken to today, 90 seconds, tell them the one thing you'd do differently."</w:t>
+        <w:t>"in a market you know well…"</w:t>
+      </w:r>
+      <w:r>
+        <w:t xml:space="preserve">, never </w:t>
+      </w:r>
+      <w:r>
+        <w:rPr>
+          <w:i/>
+        </w:rPr>
+        <w:t>"how do they do it in India?"</w:t>
+      </w:r>
+      <w:r>
+        <w:t xml:space="preserve"> Invite; don't appoint anyone the representative of their country.</w:t>
       </w:r>
     </w:p>
     <w:p>
@@ -2784,12 +3411,425 @@
         <w:pStyle w:val="Heading2"/>
       </w:pPr>
       <w:r>
-        <w:t>4. The four-analytics ladder — the 12-minute version (Sunday 1)</w:t>
+        <w:t>4. Teaching 13 postgraduates in a computer lab</w:t>
       </w:r>
     </w:p>
     <w:p>
       <w:r>
-        <w:t>Light, as agreed. Not a lecture on analytics. A spine.</w:t>
+        <w:t>A computer lab with fixed rows is the hardest room to run a discussion in, and it is the room you have. Everything below is designed for it.</w:t>
+      </w:r>
+    </w:p>
+    <w:p>
+      <w:pPr>
+        <w:pStyle w:val="Heading3"/>
+      </w:pPr>
+      <w:r>
+        <w:t>4.1 The screen protocol — set this up in minute two of Sunday 1</w:t>
+      </w:r>
+    </w:p>
+    <w:p>
+      <w:r>
+        <w:t>The monitors are your biggest problem 80% of the time and your biggest asset 20% of the time. The fix is one explicit, consistently used routine:</w:t>
+      </w:r>
+    </w:p>
+    <w:p>
+      <w:pPr>
+        <w:pStyle w:val="IntenseQuote"/>
+      </w:pPr>
+      <w:r>
+        <w:rPr>
+          <w:i/>
+        </w:rPr>
+        <w:t xml:space="preserve">"Two instructions I'll use all term. When I say </w:t>
+      </w:r>
+      <w:r>
+        <w:t>*'screens off'</w:t>
+      </w:r>
+      <w:r>
+        <w:rPr>
+          <w:b/>
+        </w:rPr>
+        <w:t xml:space="preserve">, turn your monitor off — not minimised, off — and look up. When I say </w:t>
+      </w:r>
+      <w:r>
+        <w:t>'screens on'**, they're yours. I'll use 'screens on' more than you expect, but when they're off, they're off."*</w:t>
+      </w:r>
+    </w:p>
+    <w:p>
+      <w:r>
+        <w:t xml:space="preserve">Then </w:t>
+      </w:r>
+      <w:r>
+        <w:rPr>
+          <w:b/>
+        </w:rPr>
+        <w:t>use it in the first ten minutes</w:t>
+      </w:r>
+      <w:r>
+        <w:t xml:space="preserve"> so it's established before it matters, and </w:t>
+      </w:r>
+      <w:r>
+        <w:rPr>
+          <w:b/>
+        </w:rPr>
+        <w:t>never let a "screens off" slide</w:t>
+      </w:r>
+      <w:r>
+        <w:t>. One un-enforced instruction on Sunday 1 costs you all four Sundays.</w:t>
+      </w:r>
+    </w:p>
+    <w:p>
+      <w:pPr>
+        <w:pStyle w:val="Heading3"/>
+      </w:pPr>
+      <w:r>
+        <w:t>4.2 Seating — pull them forward</w:t>
+      </w:r>
+    </w:p>
+    <w:p>
+      <w:r>
+        <w:t xml:space="preserve">With 13 students in a lab built for thirty, ask everyone to </w:t>
+      </w:r>
+      <w:r>
+        <w:rPr>
+          <w:b/>
+        </w:rPr>
+        <w:t>fill the front two rows</w:t>
+      </w:r>
+      <w:r>
+        <w:t xml:space="preserve"> before you start. It is the closest you can get to a seminar shape in fixed seating, and it removes the twenty feet of empty desks that kill discussion.</w:t>
+      </w:r>
+    </w:p>
+    <w:p>
+      <w:pPr>
+        <w:pStyle w:val="Heading3"/>
+      </w:pPr>
+      <w:r>
+        <w:t>4.3 Group work without moving furniture</w:t>
+      </w:r>
+    </w:p>
+    <w:tbl>
+      <w:tblPr>
+        <w:tblStyle w:val="TableGrid"/>
+        <w:tblW w:type="auto" w:w="0"/>
+        <w:jc w:val="center"/>
+        <w:tblLook w:firstColumn="1" w:firstRow="1" w:lastColumn="0" w:lastRow="0" w:noHBand="0" w:noVBand="1" w:val="04A0"/>
+      </w:tblPr>
+      <w:tblGrid>
+        <w:gridCol w:w="4824"/>
+        <w:gridCol w:w="4824"/>
+      </w:tblGrid>
+      <w:tr>
+        <w:tc>
+          <w:tcPr>
+            <w:tcW w:type="dxa" w:w="4824"/>
+            <w:shd w:val="clear" w:fill="2E5496"/>
+          </w:tcPr>
+          <w:p>
+            <w:pPr>
+              <w:spacing w:after="40"/>
+            </w:pPr>
+            <w:r>
+              <w:rPr>
+                <w:b/>
+                <w:color w:val="FFFFFF"/>
+                <w:sz w:val="20"/>
+              </w:rPr>
+            </w:r>
+            <w:r>
+              <w:rPr>
+                <w:b/>
+                <w:color w:val="FFFFFF"/>
+                <w:sz w:val="20"/>
+              </w:rPr>
+              <w:t>Grouping</w:t>
+            </w:r>
+          </w:p>
+        </w:tc>
+        <w:tc>
+          <w:tcPr>
+            <w:tcW w:type="dxa" w:w="4824"/>
+            <w:shd w:val="clear" w:fill="2E5496"/>
+          </w:tcPr>
+          <w:p>
+            <w:pPr>
+              <w:spacing w:after="40"/>
+            </w:pPr>
+            <w:r>
+              <w:rPr>
+                <w:b/>
+                <w:color w:val="FFFFFF"/>
+                <w:sz w:val="20"/>
+              </w:rPr>
+            </w:r>
+            <w:r>
+              <w:rPr>
+                <w:b/>
+                <w:color w:val="FFFFFF"/>
+                <w:sz w:val="20"/>
+              </w:rPr>
+              <w:t>How to do it in fixed rows</w:t>
+            </w:r>
+          </w:p>
+        </w:tc>
+      </w:tr>
+      <w:tr>
+        <w:tc>
+          <w:tcPr>
+            <w:tcW w:type="dxa" w:w="4824"/>
+          </w:tcPr>
+          <w:p>
+            <w:pPr>
+              <w:spacing w:after="40"/>
+            </w:pPr>
+            <w:r>
+              <w:rPr>
+                <w:sz w:val="19"/>
+              </w:rPr>
+            </w:r>
+            <w:r>
+              <w:rPr>
+                <w:b/>
+                <w:sz w:val="19"/>
+              </w:rPr>
+              <w:t>Pairs</w:t>
+            </w:r>
+          </w:p>
+        </w:tc>
+        <w:tc>
+          <w:tcPr>
+            <w:tcW w:type="dxa" w:w="4824"/>
+          </w:tcPr>
+          <w:p>
+            <w:pPr>
+              <w:spacing w:after="40"/>
+            </w:pPr>
+            <w:r>
+              <w:rPr>
+                <w:sz w:val="19"/>
+              </w:rPr>
+            </w:r>
+            <w:r>
+              <w:rPr>
+                <w:sz w:val="19"/>
+              </w:rPr>
+              <w:t>Adjacent seats. Always available, no movement.</w:t>
+            </w:r>
+          </w:p>
+        </w:tc>
+      </w:tr>
+      <w:tr>
+        <w:tc>
+          <w:tcPr>
+            <w:tcW w:type="dxa" w:w="4824"/>
+            <w:shd w:val="clear" w:fill="EEF3FA"/>
+          </w:tcPr>
+          <w:p>
+            <w:pPr>
+              <w:spacing w:after="40"/>
+            </w:pPr>
+            <w:r>
+              <w:rPr>
+                <w:sz w:val="19"/>
+              </w:rPr>
+            </w:r>
+            <w:r>
+              <w:rPr>
+                <w:b/>
+                <w:sz w:val="19"/>
+              </w:rPr>
+              <w:t>Threes and fours</w:t>
+            </w:r>
+          </w:p>
+        </w:tc>
+        <w:tc>
+          <w:tcPr>
+            <w:tcW w:type="dxa" w:w="4824"/>
+            <w:shd w:val="clear" w:fill="EEF3FA"/>
+          </w:tcPr>
+          <w:p>
+            <w:pPr>
+              <w:spacing w:after="40"/>
+            </w:pPr>
+            <w:r>
+              <w:rPr>
+                <w:sz w:val="19"/>
+              </w:rPr>
+            </w:r>
+            <w:r>
+              <w:rPr>
+                <w:sz w:val="19"/>
+              </w:rPr>
+              <w:t>The front row turns their chairs around to face the row behind. Lab chairs usually swivel — check on your first visit.</w:t>
+            </w:r>
+          </w:p>
+        </w:tc>
+      </w:tr>
+      <w:tr>
+        <w:tc>
+          <w:tcPr>
+            <w:tcW w:type="dxa" w:w="4824"/>
+          </w:tcPr>
+          <w:p>
+            <w:pPr>
+              <w:spacing w:after="40"/>
+            </w:pPr>
+            <w:r>
+              <w:rPr>
+                <w:sz w:val="19"/>
+              </w:rPr>
+            </w:r>
+            <w:r>
+              <w:rPr>
+                <w:b/>
+                <w:sz w:val="19"/>
+              </w:rPr>
+              <w:t>Three groups of 4–5</w:t>
+            </w:r>
+          </w:p>
+        </w:tc>
+        <w:tc>
+          <w:tcPr>
+            <w:tcW w:type="dxa" w:w="4824"/>
+          </w:tcPr>
+          <w:p>
+            <w:pPr>
+              <w:spacing w:after="40"/>
+            </w:pPr>
+            <w:r>
+              <w:rPr>
+                <w:sz w:val="19"/>
+              </w:rPr>
+            </w:r>
+            <w:r>
+              <w:rPr>
+                <w:sz w:val="19"/>
+              </w:rPr>
+              <w:t>Left block / middle block / right block of the front two rows. Assign by position, not by friendship.</w:t>
+            </w:r>
+          </w:p>
+        </w:tc>
+      </w:tr>
+      <w:tr>
+        <w:tc>
+          <w:tcPr>
+            <w:tcW w:type="dxa" w:w="4824"/>
+            <w:shd w:val="clear" w:fill="EEF3FA"/>
+          </w:tcPr>
+          <w:p>
+            <w:pPr>
+              <w:spacing w:after="40"/>
+            </w:pPr>
+            <w:r>
+              <w:rPr>
+                <w:sz w:val="19"/>
+              </w:rPr>
+            </w:r>
+            <w:r>
+              <w:rPr>
+                <w:b/>
+                <w:sz w:val="19"/>
+              </w:rPr>
+              <w:t>When you need real energy</w:t>
+            </w:r>
+          </w:p>
+        </w:tc>
+        <w:tc>
+          <w:tcPr>
+            <w:tcW w:type="dxa" w:w="4824"/>
+            <w:shd w:val="clear" w:fill="EEF3FA"/>
+          </w:tcPr>
+          <w:p>
+            <w:pPr>
+              <w:spacing w:after="40"/>
+            </w:pPr>
+            <w:r>
+              <w:rPr>
+                <w:sz w:val="19"/>
+              </w:rPr>
+            </w:r>
+            <w:r>
+              <w:rPr>
+                <w:sz w:val="19"/>
+              </w:rPr>
+              <w:t>Stand them up and move them to the side or back of the room for ten minutes, then send them back to type. Physical movement is the only reliable cure for a flat Sunday room.</w:t>
+            </w:r>
+          </w:p>
+        </w:tc>
+      </w:tr>
+    </w:tbl>
+    <w:p>
+      <w:pPr>
+        <w:spacing w:after="80"/>
+      </w:pPr>
+    </w:p>
+    <w:p>
+      <w:pPr>
+        <w:pStyle w:val="Heading3"/>
+      </w:pPr>
+      <w:r>
+        <w:t>4.4 The shared document is your whiteboard — this is the lab's real advantage</w:t>
+      </w:r>
+    </w:p>
+    <w:p>
+      <w:r>
+        <w:t xml:space="preserve">A lab whiteboard is usually badly placed or unusable. Replace it with a </w:t>
+      </w:r>
+      <w:r>
+        <w:rPr>
+          <w:b/>
+        </w:rPr>
+        <w:t>shared Google Doc or Sheet, projected</w:t>
+      </w:r>
+      <w:r>
+        <w:t>, that all 13 can type into at once.</w:t>
+      </w:r>
+    </w:p>
+    <w:p>
+      <w:r>
+        <w:t>This solves three problems simultaneously:</w:t>
+      </w:r>
+    </w:p>
+    <w:p>
+      <w:pPr>
+        <w:pStyle w:val="ListBullet"/>
+      </w:pPr>
+      <w:r>
+        <w:rPr>
+          <w:b/>
+        </w:rPr>
+        <w:t>Fixed seating</w:t>
+      </w:r>
+      <w:r>
+        <w:t xml:space="preserve"> — nobody has to move to contribute</w:t>
+      </w:r>
+    </w:p>
+    <w:p>
+      <w:pPr>
+        <w:pStyle w:val="ListBullet"/>
+      </w:pPr>
+      <w:r>
+        <w:rPr>
+          <w:b/>
+        </w:rPr>
+        <w:t>Quiet students</w:t>
+      </w:r>
+      <w:r>
+        <w:t xml:space="preserve"> — they can contribute in writing, in real time, without speaking to the room</w:t>
+      </w:r>
+    </w:p>
+    <w:p>
+      <w:pPr>
+        <w:pStyle w:val="ListBullet"/>
+      </w:pPr>
+      <w:r>
+        <w:rPr>
+          <w:b/>
+        </w:rPr>
+        <w:t>Your record</w:t>
+      </w:r>
+      <w:r>
+        <w:t xml:space="preserve"> — at the end of each session you have a written artefact of what the class produced, which is exactly what you send Dr Lee</w:t>
       </w:r>
     </w:p>
     <w:p>
@@ -2797,7 +3837,624 @@
         <w:rPr>
           <w:b/>
         </w:rPr>
-        <w:t>Put these four words on the whiteboard before anyone arrives and leave them there for all four Sundays:</w:t>
+        <w:t>Set it up as a persistent four-session document</w:t>
+      </w:r>
+      <w:r>
+        <w:t xml:space="preserve"> with a section per Sunday. Put the four-analytics ladder at the top of page one and leave it there — that replaces the "words on the whiteboard" idea, since a lab board won't do the job.</w:t>
+      </w:r>
+    </w:p>
+    <w:p>
+      <w:r>
+        <w:rPr>
+          <w:b/>
+        </w:rPr>
+        <w:t>Two mechanics that make it work:</w:t>
+      </w:r>
+    </w:p>
+    <w:p>
+      <w:pPr>
+        <w:pStyle w:val="ListBullet"/>
+      </w:pPr>
+      <w:r>
+        <w:t>Pre-build the structure — headings and empty rows — so they fill blanks rather than face a blank page</w:t>
+      </w:r>
+    </w:p>
+    <w:p>
+      <w:pPr>
+        <w:pStyle w:val="ListBullet"/>
+      </w:pPr>
+      <w:r>
+        <w:t xml:space="preserve">Ask for </w:t>
+      </w:r>
+      <w:r>
+        <w:rPr>
+          <w:b/>
+        </w:rPr>
+        <w:t>one line each, no names needed</w:t>
+      </w:r>
+      <w:r>
+        <w:t>, then read three of them aloud. Anonymity raises the honesty of what gets typed considerably</w:t>
+      </w:r>
+    </w:p>
+    <w:p>
+      <w:pPr>
+        <w:pStyle w:val="Heading3"/>
+      </w:pPr>
+      <w:r>
+        <w:t>4.5 English delivery, postgraduate non-native room</w:t>
+      </w:r>
+    </w:p>
+    <w:tbl>
+      <w:tblPr>
+        <w:tblStyle w:val="TableGrid"/>
+        <w:tblW w:type="auto" w:w="0"/>
+        <w:jc w:val="center"/>
+        <w:tblLook w:firstColumn="1" w:firstRow="1" w:lastColumn="0" w:lastRow="0" w:noHBand="0" w:noVBand="1" w:val="04A0"/>
+      </w:tblPr>
+      <w:tblGrid>
+        <w:gridCol w:w="4824"/>
+        <w:gridCol w:w="4824"/>
+      </w:tblGrid>
+      <w:tr>
+        <w:tc>
+          <w:tcPr>
+            <w:tcW w:type="dxa" w:w="4824"/>
+            <w:shd w:val="clear" w:fill="2E5496"/>
+          </w:tcPr>
+          <w:p>
+            <w:pPr>
+              <w:spacing w:after="40"/>
+            </w:pPr>
+            <w:r>
+              <w:rPr>
+                <w:b/>
+                <w:color w:val="FFFFFF"/>
+                <w:sz w:val="20"/>
+              </w:rPr>
+            </w:r>
+            <w:r>
+              <w:rPr>
+                <w:b/>
+                <w:color w:val="FFFFFF"/>
+                <w:sz w:val="20"/>
+              </w:rPr>
+              <w:t>Do</w:t>
+            </w:r>
+          </w:p>
+        </w:tc>
+        <w:tc>
+          <w:tcPr>
+            <w:tcW w:type="dxa" w:w="4824"/>
+            <w:shd w:val="clear" w:fill="2E5496"/>
+          </w:tcPr>
+          <w:p>
+            <w:pPr>
+              <w:spacing w:after="40"/>
+            </w:pPr>
+            <w:r>
+              <w:rPr>
+                <w:b/>
+                <w:color w:val="FFFFFF"/>
+                <w:sz w:val="20"/>
+              </w:rPr>
+            </w:r>
+            <w:r>
+              <w:rPr>
+                <w:b/>
+                <w:color w:val="FFFFFF"/>
+                <w:sz w:val="20"/>
+              </w:rPr>
+              <w:t>Why</w:t>
+            </w:r>
+          </w:p>
+        </w:tc>
+      </w:tr>
+      <w:tr>
+        <w:tc>
+          <w:tcPr>
+            <w:tcW w:type="dxa" w:w="4824"/>
+          </w:tcPr>
+          <w:p>
+            <w:pPr>
+              <w:spacing w:after="40"/>
+            </w:pPr>
+            <w:r>
+              <w:rPr>
+                <w:sz w:val="19"/>
+              </w:rPr>
+            </w:r>
+            <w:r>
+              <w:rPr>
+                <w:b/>
+                <w:sz w:val="19"/>
+              </w:rPr>
+              <w:t>Slow down consciously</w:t>
+            </w:r>
+          </w:p>
+        </w:tc>
+        <w:tc>
+          <w:tcPr>
+            <w:tcW w:type="dxa" w:w="4824"/>
+          </w:tcPr>
+          <w:p>
+            <w:pPr>
+              <w:spacing w:after="40"/>
+            </w:pPr>
+            <w:r>
+              <w:rPr>
+                <w:sz w:val="19"/>
+              </w:rPr>
+            </w:r>
+            <w:r>
+              <w:rPr>
+                <w:sz w:val="19"/>
+              </w:rPr>
+              <w:t>Speed, not vocabulary, is the main barrier. Professional vocabulary is fine — these are master's students.</w:t>
+            </w:r>
+          </w:p>
+        </w:tc>
+      </w:tr>
+      <w:tr>
+        <w:tc>
+          <w:tcPr>
+            <w:tcW w:type="dxa" w:w="4824"/>
+            <w:shd w:val="clear" w:fill="EEF3FA"/>
+          </w:tcPr>
+          <w:p>
+            <w:pPr>
+              <w:spacing w:after="40"/>
+            </w:pPr>
+            <w:r>
+              <w:rPr>
+                <w:sz w:val="19"/>
+              </w:rPr>
+            </w:r>
+            <w:r>
+              <w:rPr>
+                <w:b/>
+                <w:sz w:val="19"/>
+              </w:rPr>
+              <w:t>Project every key term in writing</w:t>
+            </w:r>
+          </w:p>
+        </w:tc>
+        <w:tc>
+          <w:tcPr>
+            <w:tcW w:type="dxa" w:w="4824"/>
+            <w:shd w:val="clear" w:fill="EEF3FA"/>
+          </w:tcPr>
+          <w:p>
+            <w:pPr>
+              <w:spacing w:after="40"/>
+            </w:pPr>
+            <w:r>
+              <w:rPr>
+                <w:sz w:val="19"/>
+              </w:rPr>
+            </w:r>
+            <w:r>
+              <w:rPr>
+                <w:sz w:val="19"/>
+              </w:rPr>
+              <w:t>Put new terms on the slide and in the shared doc. Most people read English better than they hear it, especially a term they've never met.</w:t>
+            </w:r>
+          </w:p>
+        </w:tc>
+      </w:tr>
+      <w:tr>
+        <w:tc>
+          <w:tcPr>
+            <w:tcW w:type="dxa" w:w="4824"/>
+          </w:tcPr>
+          <w:p>
+            <w:pPr>
+              <w:spacing w:after="40"/>
+            </w:pPr>
+            <w:r>
+              <w:rPr>
+                <w:sz w:val="19"/>
+              </w:rPr>
+            </w:r>
+            <w:r>
+              <w:rPr>
+                <w:b/>
+                <w:sz w:val="19"/>
+              </w:rPr>
+              <w:t>Drop idioms and sports metaphors</w:t>
+            </w:r>
+          </w:p>
+        </w:tc>
+        <w:tc>
+          <w:tcPr>
+            <w:tcW w:type="dxa" w:w="4824"/>
+          </w:tcPr>
+          <w:p>
+            <w:pPr>
+              <w:spacing w:after="40"/>
+            </w:pPr>
+            <w:r>
+              <w:rPr>
+                <w:sz w:val="19"/>
+              </w:rPr>
+            </w:r>
+            <w:r>
+              <w:rPr>
+                <w:sz w:val="19"/>
+              </w:rPr>
+              <w:t>"Move the needle", "out of the ballpark", "a slam dunk" — cut them. Legal and technical terms are fine; colloquialisms are not.</w:t>
+            </w:r>
+          </w:p>
+        </w:tc>
+      </w:tr>
+      <w:tr>
+        <w:tc>
+          <w:tcPr>
+            <w:tcW w:type="dxa" w:w="4824"/>
+            <w:shd w:val="clear" w:fill="EEF3FA"/>
+          </w:tcPr>
+          <w:p>
+            <w:pPr>
+              <w:spacing w:after="40"/>
+            </w:pPr>
+            <w:r>
+              <w:rPr>
+                <w:sz w:val="19"/>
+              </w:rPr>
+            </w:r>
+            <w:r>
+              <w:rPr>
+                <w:b/>
+                <w:sz w:val="19"/>
+              </w:rPr>
+              <w:t>Explain HK-specific shorthand once, then reuse it</w:t>
+            </w:r>
+          </w:p>
+        </w:tc>
+        <w:tc>
+          <w:tcPr>
+            <w:tcW w:type="dxa" w:w="4824"/>
+            <w:shd w:val="clear" w:fill="EEF3FA"/>
+          </w:tcPr>
+          <w:p>
+            <w:pPr>
+              <w:spacing w:after="40"/>
+            </w:pPr>
+            <w:r>
+              <w:rPr>
+                <w:sz w:val="19"/>
+              </w:rPr>
+            </w:r>
+            <w:r>
+              <w:rPr>
+                <w:sz w:val="19"/>
+              </w:rPr>
+              <w:t>"MPF", "the EO", "the 4-18 rule", "IANG", "the HKMA" — define each on first use and put it in the shared doc's glossary section. They are new to Hong Kong.</w:t>
+            </w:r>
+          </w:p>
+        </w:tc>
+      </w:tr>
+      <w:tr>
+        <w:tc>
+          <w:tcPr>
+            <w:tcW w:type="dxa" w:w="4824"/>
+          </w:tcPr>
+          <w:p>
+            <w:pPr>
+              <w:spacing w:after="40"/>
+            </w:pPr>
+            <w:r>
+              <w:rPr>
+                <w:sz w:val="19"/>
+              </w:rPr>
+            </w:r>
+            <w:r>
+              <w:rPr>
+                <w:b/>
+                <w:sz w:val="19"/>
+              </w:rPr>
+              <w:t>Written first, then spoken</w:t>
+            </w:r>
+          </w:p>
+        </w:tc>
+        <w:tc>
+          <w:tcPr>
+            <w:tcW w:type="dxa" w:w="4824"/>
+          </w:tcPr>
+          <w:p>
+            <w:pPr>
+              <w:spacing w:after="40"/>
+            </w:pPr>
+            <w:r>
+              <w:rPr>
+                <w:sz w:val="19"/>
+              </w:rPr>
+            </w:r>
+            <w:r>
+              <w:rPr>
+                <w:i/>
+                <w:sz w:val="19"/>
+              </w:rPr>
+              <w:t>"Ninety seconds — type one line into the shared doc."</w:t>
+            </w:r>
+            <w:r>
+              <w:rPr>
+                <w:sz w:val="19"/>
+              </w:rPr>
+              <w:t xml:space="preserve"> Then discuss. This doubles participation and disproportionately helps someone composing in a second language.</w:t>
+            </w:r>
+          </w:p>
+        </w:tc>
+      </w:tr>
+      <w:tr>
+        <w:tc>
+          <w:tcPr>
+            <w:tcW w:type="dxa" w:w="4824"/>
+            <w:shd w:val="clear" w:fill="EEF3FA"/>
+          </w:tcPr>
+          <w:p>
+            <w:pPr>
+              <w:spacing w:after="40"/>
+            </w:pPr>
+            <w:r>
+              <w:rPr>
+                <w:sz w:val="19"/>
+              </w:rPr>
+            </w:r>
+            <w:r>
+              <w:rPr>
+                <w:b/>
+                <w:sz w:val="19"/>
+              </w:rPr>
+              <w:t>Structured turn-taking</w:t>
+            </w:r>
+          </w:p>
+        </w:tc>
+        <w:tc>
+          <w:tcPr>
+            <w:tcW w:type="dxa" w:w="4824"/>
+            <w:shd w:val="clear" w:fill="EEF3FA"/>
+          </w:tcPr>
+          <w:p>
+            <w:pPr>
+              <w:spacing w:after="40"/>
+            </w:pPr>
+            <w:r>
+              <w:rPr>
+                <w:sz w:val="19"/>
+              </w:rPr>
+            </w:r>
+            <w:r>
+              <w:rPr>
+                <w:sz w:val="19"/>
+              </w:rPr>
+              <w:t>Nominate by name after a pair discussion, or go along a row. In several cultures, volunteering in front of a teacher is not the norm; a structure is inclusive, not rude.</w:t>
+            </w:r>
+          </w:p>
+        </w:tc>
+      </w:tr>
+      <w:tr>
+        <w:tc>
+          <w:tcPr>
+            <w:tcW w:type="dxa" w:w="4824"/>
+          </w:tcPr>
+          <w:p>
+            <w:pPr>
+              <w:spacing w:after="40"/>
+            </w:pPr>
+            <w:r>
+              <w:rPr>
+                <w:sz w:val="19"/>
+              </w:rPr>
+            </w:r>
+            <w:r>
+              <w:rPr>
+                <w:b/>
+                <w:sz w:val="19"/>
+              </w:rPr>
+              <w:t>Reformulate what you hear</w:t>
+            </w:r>
+          </w:p>
+        </w:tc>
+        <w:tc>
+          <w:tcPr>
+            <w:tcW w:type="dxa" w:w="4824"/>
+          </w:tcPr>
+          <w:p>
+            <w:pPr>
+              <w:spacing w:after="40"/>
+            </w:pPr>
+            <w:r>
+              <w:rPr>
+                <w:sz w:val="19"/>
+              </w:rPr>
+            </w:r>
+            <w:r>
+              <w:rPr>
+                <w:i/>
+                <w:sz w:val="19"/>
+              </w:rPr>
+              <w:t>"So you're saying X — have I got that right?"</w:t>
+            </w:r>
+            <w:r>
+              <w:rPr>
+                <w:sz w:val="19"/>
+              </w:rPr>
+              <w:t xml:space="preserve"> Gives the speaker a correction chance and the room a second hearing.</w:t>
+            </w:r>
+          </w:p>
+        </w:tc>
+      </w:tr>
+      <w:tr>
+        <w:tc>
+          <w:tcPr>
+            <w:tcW w:type="dxa" w:w="4824"/>
+            <w:shd w:val="clear" w:fill="EEF3FA"/>
+          </w:tcPr>
+          <w:p>
+            <w:pPr>
+              <w:spacing w:after="40"/>
+            </w:pPr>
+            <w:r>
+              <w:rPr>
+                <w:sz w:val="19"/>
+              </w:rPr>
+            </w:r>
+            <w:r>
+              <w:rPr>
+                <w:b/>
+                <w:sz w:val="19"/>
+              </w:rPr>
+              <w:t>Pitch at postgraduate level</w:t>
+            </w:r>
+          </w:p>
+        </w:tc>
+        <w:tc>
+          <w:tcPr>
+            <w:tcW w:type="dxa" w:w="4824"/>
+            <w:shd w:val="clear" w:fill="EEF3FA"/>
+          </w:tcPr>
+          <w:p>
+            <w:pPr>
+              <w:spacing w:after="40"/>
+            </w:pPr>
+            <w:r>
+              <w:rPr>
+                <w:sz w:val="19"/>
+              </w:rPr>
+            </w:r>
+            <w:r>
+              <w:rPr>
+                <w:sz w:val="19"/>
+              </w:rPr>
+              <w:t>They can handle a regulation, a statutory reference and a journal finding. What they cannot handle is three of them per minute. Depth yes; density no.</w:t>
+            </w:r>
+          </w:p>
+        </w:tc>
+      </w:tr>
+    </w:tbl>
+    <w:p>
+      <w:pPr>
+        <w:spacing w:after="80"/>
+      </w:pPr>
+    </w:p>
+    <w:p>
+      <w:pPr>
+        <w:pStyle w:val="Heading3"/>
+      </w:pPr>
+      <w:r>
+        <w:t>4.6 Names, and why 13 is a gift</w:t>
+      </w:r>
+    </w:p>
+    <w:p>
+      <w:r>
+        <w:t>Name cards on the monitors for Sundays 1 and 2. Ask for the name they want to be called. Use it every time you respond.</w:t>
+      </w:r>
+    </w:p>
+    <w:p>
+      <w:r>
+        <w:t xml:space="preserve">By Sunday 2 you should be able to say: </w:t>
+      </w:r>
+      <w:r>
+        <w:rPr>
+          <w:i/>
+        </w:rPr>
+        <w:t>"Wei, you argued the opposite last week — has that changed?"</w:t>
+      </w:r>
+      <w:r>
+        <w:t xml:space="preserve"> That one sentence does more for the room than any slide in this document.</w:t>
+      </w:r>
+    </w:p>
+    <w:p>
+      <w:pPr>
+        <w:pStyle w:val="Heading3"/>
+      </w:pPr>
+      <w:r>
+        <w:t>4.7 Sunday energy</w:t>
+      </w:r>
+    </w:p>
+    <w:p>
+      <w:pPr>
+        <w:pStyle w:val="ListBullet"/>
+      </w:pPr>
+      <w:r>
+        <w:rPr>
+          <w:b/>
+        </w:rPr>
+        <w:t>Nothing runs more than 20 minutes</w:t>
+      </w:r>
+      <w:r>
+        <w:t xml:space="preserve"> without a change of state.</w:t>
+      </w:r>
+    </w:p>
+    <w:p>
+      <w:pPr>
+        <w:pStyle w:val="ListBullet"/>
+      </w:pPr>
+      <w:r>
+        <w:rPr>
+          <w:b/>
+        </w:rPr>
+        <w:t>Five blocks per session.</w:t>
+      </w:r>
+      <w:r>
+        <w:t xml:space="preserve"> Every run sheet below is built that way.</w:t>
+      </w:r>
+    </w:p>
+    <w:p>
+      <w:pPr>
+        <w:pStyle w:val="ListBullet"/>
+      </w:pPr>
+      <w:r>
+        <w:t xml:space="preserve">Break at roughly 50–55 minutes, ten minutes, </w:t>
+      </w:r>
+      <w:r>
+        <w:rPr>
+          <w:b/>
+        </w:rPr>
+        <w:t>with the return time shown as a clock time</w:t>
+      </w:r>
+      <w:r>
+        <w:t xml:space="preserve"> on the projector.</w:t>
+      </w:r>
+    </w:p>
+    <w:p>
+      <w:pPr>
+        <w:pStyle w:val="ListBullet"/>
+      </w:pPr>
+      <w:r>
+        <w:t xml:space="preserve">If the room flattens: stand them up, 90 seconds, </w:t>
+      </w:r>
+      <w:r>
+        <w:rPr>
+          <w:i/>
+        </w:rPr>
+        <w:t>"tell the person next to you the one thing you'd do differently."</w:t>
+      </w:r>
+    </w:p>
+    <w:p>
+      <w:r>
+        <w:br w:type="page"/>
+      </w:r>
+    </w:p>
+    <w:p>
+      <w:pPr>
+        <w:pStyle w:val="Heading2"/>
+      </w:pPr>
+      <w:r>
+        <w:t>5. The four-analytics ladder — the 12-minute version (Sunday 1)</w:t>
+      </w:r>
+    </w:p>
+    <w:p>
+      <w:r>
+        <w:t>Light, as agreed. A spine, not a lecture on analytics.</w:t>
+      </w:r>
+    </w:p>
+    <w:p>
+      <w:r>
+        <w:rPr>
+          <w:b/>
+        </w:rPr>
+        <w:t>Put these four words at the top of the shared document, and leave them there for all four Sundays:</w:t>
       </w:r>
     </w:p>
     <w:p>
@@ -2822,7 +4479,7 @@
         <w:rPr>
           <w:b/>
         </w:rPr>
-        <w:t>How to teach it in 12 minutes, using one HR example the whole way up:</w:t>
+        <w:t>Teach it with one Hong Kong example, climbing:</w:t>
       </w:r>
     </w:p>
     <w:tbl>
@@ -2912,7 +4569,7 @@
                 <w:color w:val="FFFFFF"/>
                 <w:sz w:val="20"/>
               </w:rPr>
-              <w:t>The same example, climbing</w:t>
+              <w:t>The same example</w:t>
             </w:r>
           </w:p>
         </w:tc>
@@ -2978,7 +4635,7 @@
               <w:rPr>
                 <w:sz w:val="19"/>
               </w:rPr>
-              <w:t>Attrition was 24% last year. It cost roughly HK$11m.</w:t>
+              <w:t>Voluntary attrition was 24% last year across the engineering function.</w:t>
             </w:r>
           </w:p>
         </w:tc>
@@ -3025,7 +4682,7 @@
               <w:rPr>
                 <w:sz w:val="19"/>
               </w:rPr>
-              <w:t>Why did it happen?</w:t>
+              <w:t>Why?</w:t>
             </w:r>
           </w:p>
         </w:tc>
@@ -3047,7 +4704,7 @@
               <w:rPr>
                 <w:sz w:val="19"/>
               </w:rPr>
-              <w:t>It wasn't spread evenly — it concentrated in engineers with 12–24 months' tenure, under three particular managers, and spiked two months after the bonus was paid.</w:t>
+              <w:t>It wasn't evenly spread — it concentrated in staff with 12–24 months' service, under three managers, and it spiked in the eight weeks after the annual bonus was paid.</w:t>
             </w:r>
           </w:p>
         </w:tc>
@@ -3113,7 +4770,7 @@
               <w:rPr>
                 <w:sz w:val="19"/>
               </w:rPr>
-              <w:t>These 40 people are at elevated risk in the next six months.</w:t>
+              <w:t>These 40 people are at elevated risk over the next six months.</w:t>
             </w:r>
           </w:p>
         </w:tc>
@@ -3182,7 +4839,7 @@
               <w:rPr>
                 <w:sz w:val="19"/>
               </w:rPr>
-              <w:t>Given a HK$2m budget and an 8-week hiring pipeline, here is where to spend it, and here is what we expect back.</w:t>
+              <w:t>Given a HK$2m retention budget and an eight-week hiring lead time, here is where to spend it and here is what we expect back.</w:t>
             </w:r>
           </w:p>
         </w:tc>
@@ -3220,7 +4877,7 @@
         <w:rPr>
           <w:i/>
         </w:rPr>
-        <w:t>"Most organisations live on rung one and think they're doing analytics."</w:t>
+        <w:t>"Most organisations live on rung one and believe they are doing analytics."</w:t>
       </w:r>
     </w:p>
     <w:p>
@@ -3231,7 +4888,7 @@
         <w:rPr>
           <w:i/>
         </w:rPr>
-        <w:t>"Every one of my four sessions climbs this same staircase. In four weeks you'll be able to place any HR question on it in about five seconds."</w:t>
+        <w:t>"All four of my Sundays climb this same staircase. By the fourth, you'll place any HR question on it in about five seconds."</w:t>
       </w:r>
     </w:p>
     <w:p>
@@ -3239,19 +4896,19 @@
         <w:rPr>
           <w:b/>
         </w:rPr>
-        <w:t>Then check it immediately</w:t>
+        <w:t>Check it immediately (the 12th minute):</w:t>
       </w:r>
       <w:r>
-        <w:t xml:space="preserve"> (this is the 12th minute): </w:t>
+        <w:t xml:space="preserve"> </w:t>
       </w:r>
       <w:r>
         <w:rPr>
           <w:i/>
         </w:rPr>
-        <w:t>"Give me any HR question — anything — and the room will tell me which rung it sits on."</w:t>
+        <w:t>"Give me any HR question and the room will tell me which rung it sits on."</w:t>
       </w:r>
       <w:r>
-        <w:t xml:space="preserve"> Take three. Write them on the board under the right word.</w:t>
+        <w:t xml:space="preserve"> Take three, type them into the shared doc under the right heading.</w:t>
       </w:r>
     </w:p>
     <w:p>
@@ -3259,10 +4916,10 @@
         <w:rPr>
           <w:b/>
         </w:rPr>
-        <w:t>In Sundays 2, 3 and 4:</w:t>
+        <w:t>Sundays 2–4:</w:t>
       </w:r>
       <w:r>
-        <w:t xml:space="preserve"> 90 seconds at the top. </w:t>
+        <w:t xml:space="preserve"> 90 seconds. </w:t>
       </w:r>
       <w:r>
         <w:rPr>
@@ -3271,7 +4928,7 @@
         <w:t>"Where are we on the staircase today?"</w:t>
       </w:r>
       <w:r>
-        <w:t xml:space="preserve"> Point at the board. That's all it needs.</w:t>
+        <w:t xml:space="preserve"> Point at the top of the shared doc.</w:t>
       </w:r>
     </w:p>
     <w:p>
@@ -3284,7 +4941,7 @@
         <w:pStyle w:val="Heading2"/>
       </w:pPr>
       <w:r>
-        <w:t>5. Sunday 1 — Strategic Resourcing</w:t>
+        <w:t>6. Sunday 1 — Strategic Resourcing in Hong Kong</w:t>
       </w:r>
     </w:p>
     <w:p>
@@ -3292,7 +4949,7 @@
         <w:rPr>
           <w:b/>
         </w:rPr>
-        <w:t>"How many people do we need, and can we actually get them?"</w:t>
+        <w:t>"How many people do we need, and can Hong Kong actually supply them?"</w:t>
       </w:r>
     </w:p>
     <w:p>
@@ -3311,7 +4968,7 @@
         <w:rPr>
           <w:b/>
         </w:rPr>
-        <w:t>A headcount plan is not a hiring plan. Capacity, lead time and attrition decide what is actually possible.</w:t>
+        <w:t>A headcount plan is not a hiring plan. Lead time, competence requirements and the cost of getting it wrong decide what is actually possible.</w:t>
       </w:r>
     </w:p>
     <w:p>
@@ -3432,7 +5089,7 @@
               <w:rPr>
                 <w:sz w:val="19"/>
               </w:rPr>
-              <w:t>0–10</w:t>
+              <w:t>0–5</w:t>
             </w:r>
           </w:p>
         </w:tc>
@@ -3454,7 +5111,7 @@
                 <w:b/>
                 <w:sz w:val="19"/>
               </w:rPr>
-              <w:t>Welcome + who you are</w:t>
+              <w:t>Open</w:t>
             </w:r>
           </w:p>
         </w:tc>
@@ -3475,20 +5132,14 @@
               <w:rPr>
                 <w:sz w:val="19"/>
               </w:rPr>
-              <w:t xml:space="preserve">Name cards out. Your 60-second why-me. Then straight to a show of hands: </w:t>
-            </w:r>
-            <w:r>
-              <w:rPr>
-                <w:i/>
-                <w:sz w:val="19"/>
-              </w:rPr>
-              <w:t>"Hands up if you've ever waited more than three months for a job offer or a hire to come through."</w:t>
-            </w:r>
-            <w:r>
-              <w:rPr>
-                <w:sz w:val="19"/>
-              </w:rPr>
-              <w:t xml:space="preserve"> Now they've participated in minute three.</w:t>
+              <w:t xml:space="preserve">Name cards. Your 60-second why-me. </w:t>
+            </w:r>
+            <w:r>
+              <w:rPr>
+                <w:b/>
+                <w:sz w:val="19"/>
+              </w:rPr>
+              <w:t>Set the screen protocol (4.1) and use it immediately.</w:t>
             </w:r>
           </w:p>
         </w:tc>
@@ -3512,7 +5163,7 @@
               <w:rPr>
                 <w:sz w:val="19"/>
               </w:rPr>
-              <w:t>10–22</w:t>
+              <w:t>5–12</w:t>
             </w:r>
           </w:p>
         </w:tc>
@@ -3535,7 +5186,7 @@
                 <w:b/>
                 <w:sz w:val="19"/>
               </w:rPr>
-              <w:t>The ladder</w:t>
+              <w:t>"You are the data"</w:t>
             </w:r>
           </w:p>
         </w:tc>
@@ -3557,7 +5208,14 @@
               <w:rPr>
                 <w:sz w:val="19"/>
               </w:rPr>
-              <w:t>Section 4. Twelve minutes, then the check question.</w:t>
+              <w:t xml:space="preserve">Section 3.3. IANG, and what it means that a room of non-local graduates is part of a city's talent strategy. Show of hands: </w:t>
+            </w:r>
+            <w:r>
+              <w:rPr>
+                <w:i/>
+                <w:sz w:val="19"/>
+              </w:rPr>
+              <w:t>"who is planning to work in Hong Kong after this?"</w:t>
             </w:r>
           </w:p>
         </w:tc>
@@ -3580,7 +5238,7 @@
               <w:rPr>
                 <w:sz w:val="19"/>
               </w:rPr>
-              <w:t>22–42</w:t>
+              <w:t>12–24</w:t>
             </w:r>
           </w:p>
         </w:tc>
@@ -3602,7 +5260,7 @@
                 <w:b/>
                 <w:sz w:val="19"/>
               </w:rPr>
-              <w:t>Input A — from headcount to capability</w:t>
+              <w:t>The ladder</w:t>
             </w:r>
           </w:p>
         </w:tc>
@@ -3623,20 +5281,7 @@
               <w:rPr>
                 <w:sz w:val="19"/>
               </w:rPr>
-              <w:t xml:space="preserve">Workforce segmentation (critical / core / supporting / outsourceable); VRIO applied to a FinTech firm; why the scarce thing in FinTech is a </w:t>
-            </w:r>
-            <w:r>
-              <w:rPr>
-                <w:i/>
-                <w:sz w:val="19"/>
-              </w:rPr>
-              <w:t>combination</w:t>
-            </w:r>
-            <w:r>
-              <w:rPr>
-                <w:sz w:val="19"/>
-              </w:rPr>
-              <w:t xml:space="preserve"> of skills, not a skill</w:t>
+              <w:t>Section 5, then the check question into the shared doc</w:t>
             </w:r>
           </w:p>
         </w:tc>
@@ -3660,7 +5305,7 @@
               <w:rPr>
                 <w:sz w:val="19"/>
               </w:rPr>
-              <w:t>42–52</w:t>
+              <w:t>24–44</w:t>
             </w:r>
           </w:p>
         </w:tc>
@@ -3683,7 +5328,7 @@
                 <w:b/>
                 <w:sz w:val="19"/>
               </w:rPr>
-              <w:t>International comparison</w:t>
+              <w:t>Input A — capability, not headcount</w:t>
             </w:r>
           </w:p>
         </w:tc>
@@ -3705,7 +5350,20 @@
               <w:rPr>
                 <w:sz w:val="19"/>
               </w:rPr>
-              <w:t>Section 3.6, question 1. Round the table — 45 seconds each, everyone speaks once. Capture the range of notice periods and firing difficulty on the board.</w:t>
+              <w:t xml:space="preserve">Workforce segmentation (critical / core / supporting / outsourceable); why FinTech's scarce resource is a </w:t>
+            </w:r>
+            <w:r>
+              <w:rPr>
+                <w:i/>
+                <w:sz w:val="19"/>
+              </w:rPr>
+              <w:t>combination</w:t>
+            </w:r>
+            <w:r>
+              <w:rPr>
+                <w:sz w:val="19"/>
+              </w:rPr>
+              <w:t xml:space="preserve"> of skills; the eight HKMA-licensed virtual banks as the concrete employer set; ECF and SFC fit-and-proper as hard constraints on who can fill which seat</w:t>
             </w:r>
           </w:p>
         </w:tc>
@@ -3728,7 +5386,7 @@
               <w:rPr>
                 <w:sz w:val="19"/>
               </w:rPr>
-              <w:t>52–62</w:t>
+              <w:t>44–54</w:t>
             </w:r>
           </w:p>
         </w:tc>
@@ -3795,7 +5453,7 @@
               <w:rPr>
                 <w:sz w:val="19"/>
               </w:rPr>
-              <w:t>62–80</w:t>
+              <w:t>54–72</w:t>
             </w:r>
           </w:p>
         </w:tc>
@@ -3818,7 +5476,7 @@
                 <w:b/>
                 <w:sz w:val="19"/>
               </w:rPr>
-              <w:t>Input B — the forecast</w:t>
+              <w:t>Input B — the Hong Kong cost of flexibility</w:t>
             </w:r>
           </w:p>
         </w:tc>
@@ -3840,7 +5498,20 @@
               <w:rPr>
                 <w:sz w:val="19"/>
               </w:rPr>
-              <w:t xml:space="preserve">Opening headcount − predicted attrition + internal mobility + external hires, against demand. Time-to-fill as a hard constraint. Build / buy / borrow / bot compared on </w:t>
+              <w:t xml:space="preserve">Employment Ordinance basics: continuous contract, notice, lawful termination without stated cause. Then </w:t>
+            </w:r>
+            <w:r>
+              <w:rPr>
+                <w:b/>
+                <w:sz w:val="19"/>
+              </w:rPr>
+              <w:t>MPF offsetting abolition from 1 May 2025</w:t>
+            </w:r>
+            <w:r>
+              <w:rPr>
+                <w:sz w:val="19"/>
+              </w:rPr>
+              <w:t xml:space="preserve"> and what it did to the cost of shrinking. Then the forecast: opening headcount − attrition + internal mobility + hires, against demand, with time-to-fill as a hard constraint. Build / buy / borrow / bot on </w:t>
             </w:r>
             <w:r>
               <w:rPr>
@@ -3876,7 +5547,7 @@
               <w:rPr>
                 <w:sz w:val="19"/>
               </w:rPr>
-              <w:t>80–105</w:t>
+              <w:t>72–78</w:t>
             </w:r>
           </w:p>
         </w:tc>
@@ -3898,7 +5569,7 @@
                 <w:b/>
                 <w:sz w:val="19"/>
               </w:rPr>
-              <w:t>Activity — Scale to 500</w:t>
+              <w:t>Contrast</w:t>
             </w:r>
           </w:p>
         </w:tc>
@@ -3919,7 +5590,7 @@
               <w:rPr>
                 <w:sz w:val="19"/>
               </w:rPr>
-              <w:t>Three groups, laptops, shared spreadsheet (below)</w:t>
+              <w:t>Section 3.4, question 1 — five minutes, into the shared doc</w:t>
             </w:r>
           </w:p>
         </w:tc>
@@ -3943,7 +5614,7 @@
               <w:rPr>
                 <w:sz w:val="19"/>
               </w:rPr>
-              <w:t>105–117</w:t>
+              <w:t>78–103</w:t>
             </w:r>
           </w:p>
         </w:tc>
@@ -3966,7 +5637,7 @@
                 <w:b/>
                 <w:sz w:val="19"/>
               </w:rPr>
-              <w:t>All three groups present</w:t>
+              <w:t>Activity — Scale to 500</w:t>
             </w:r>
           </w:p>
         </w:tc>
@@ -3988,7 +5659,7 @@
               <w:rPr>
                 <w:sz w:val="19"/>
               </w:rPr>
-              <w:t>3 minutes each, then the room stress-tests one assumption per group</w:t>
+              <w:t>Three groups, shared spreadsheet</w:t>
             </w:r>
           </w:p>
         </w:tc>
@@ -4011,7 +5682,7 @@
               <w:rPr>
                 <w:sz w:val="19"/>
               </w:rPr>
-              <w:t>117–120</w:t>
+              <w:t>103–116</w:t>
             </w:r>
           </w:p>
         </w:tc>
@@ -4033,7 +5704,7 @@
                 <w:b/>
                 <w:sz w:val="19"/>
               </w:rPr>
-              <w:t>Close</w:t>
+              <w:t>All three groups present</w:t>
             </w:r>
           </w:p>
         </w:tc>
@@ -4054,14 +5725,77 @@
               <w:rPr>
                 <w:sz w:val="19"/>
               </w:rPr>
-              <w:t xml:space="preserve">What breaks these plans in practice. Preview Sunday 2: </w:t>
+              <w:t>3 min each, room stress-tests one assumption per group</w:t>
+            </w:r>
+          </w:p>
+        </w:tc>
+      </w:tr>
+      <w:tr>
+        <w:tc>
+          <w:tcPr>
+            <w:tcW w:type="dxa" w:w="3216"/>
+            <w:shd w:val="clear" w:fill="EEF3FA"/>
+          </w:tcPr>
+          <w:p>
+            <w:pPr>
+              <w:spacing w:after="40"/>
+            </w:pPr>
+            <w:r>
+              <w:rPr>
+                <w:sz w:val="19"/>
+              </w:rPr>
+            </w:r>
+            <w:r>
+              <w:rPr>
+                <w:sz w:val="19"/>
+              </w:rPr>
+              <w:t>116–120</w:t>
+            </w:r>
+          </w:p>
+        </w:tc>
+        <w:tc>
+          <w:tcPr>
+            <w:tcW w:type="dxa" w:w="3216"/>
+            <w:shd w:val="clear" w:fill="EEF3FA"/>
+          </w:tcPr>
+          <w:p>
+            <w:pPr>
+              <w:spacing w:after="40"/>
+            </w:pPr>
+            <w:r>
+              <w:rPr>
+                <w:sz w:val="19"/>
+              </w:rPr>
+            </w:r>
+            <w:r>
+              <w:rPr>
+                <w:b/>
+                <w:sz w:val="19"/>
+              </w:rPr>
+              <w:t>Close</w:t>
+            </w:r>
+          </w:p>
+        </w:tc>
+        <w:tc>
+          <w:tcPr>
+            <w:tcW w:type="dxa" w:w="3216"/>
+            <w:shd w:val="clear" w:fill="EEF3FA"/>
+          </w:tcPr>
+          <w:p>
+            <w:pPr>
+              <w:spacing w:after="40"/>
+            </w:pPr>
+            <w:r>
+              <w:rPr>
+                <w:sz w:val="19"/>
+              </w:rPr>
             </w:r>
             <w:r>
               <w:rPr>
                 <w:i/>
                 <w:sz w:val="19"/>
               </w:rPr>
-              <w:t>"Your plan says 60 hires. Next week, we find them."</w:t>
+              <w:t>"Your plan says 60 hires. Next Sunday, we find them — legally."</w:t>
             </w:r>
           </w:p>
         </w:tc>
@@ -4088,12 +5822,12 @@
         <w:t>Setup:</w:t>
       </w:r>
       <w:r>
-        <w:t xml:space="preserve"> 3 groups of 4–5 · 25 minutes · laptops on</w:t>
+        <w:t xml:space="preserve"> 3 groups · 25 min · screens on</w:t>
       </w:r>
     </w:p>
     <w:p>
       <w:r>
-        <w:t xml:space="preserve">Give each group a link to a </w:t>
+        <w:t xml:space="preserve">Give each group a tab in a </w:t>
       </w:r>
       <w:r>
         <w:rPr>
@@ -4102,7 +5836,27 @@
         <w:t>pre-built shared spreadsheet</w:t>
       </w:r>
       <w:r>
-        <w:t xml:space="preserve"> with one tab per group — role families, current headcount, an 18-month roadmap, and assumption cells (attrition %, time-to-fill by role, internal mobility %) already wired to the arithmetic. They change assumptions, not formulas. The learning is in the argument about the assumptions, not the maths.</w:t>
+        <w:t>: role families, current headcount, an 18-month roadmap, and assumption cells (attrition %, time-to-fill by role, internal mobility %) already wired to the arithmetic. They change assumptions, not formulas — the learning is in the argument, not the maths.</w:t>
+      </w:r>
+    </w:p>
+    <w:p>
+      <w:r>
+        <w:rPr>
+          <w:b/>
+        </w:rPr>
+        <w:t>Add a Hong Kong constraint they must handle:</w:t>
+      </w:r>
+      <w:r>
+        <w:t xml:space="preserve"> two of the role families are regulated positions with competence requirements, so "hire fast from anywhere" is not available. And the downside scenario must cost severance and long service payment </w:t>
+      </w:r>
+      <w:r>
+        <w:rPr>
+          <w:b/>
+        </w:rPr>
+        <w:t>on the post-May-2025 basis</w:t>
+      </w:r>
+      <w:r>
+        <w:t>.</w:t>
       </w:r>
     </w:p>
     <w:p>
@@ -4113,7 +5867,7 @@
         <w:t>Each group delivers:</w:t>
       </w:r>
       <w:r>
-        <w:t xml:space="preserve"> demand by role family → net of attrition → the two biggest capability gaps → build/buy/borrow/bot for each with cost </w:t>
+        <w:t xml:space="preserve"> demand by role family → net of attrition → the two biggest capability gaps → build/buy/borrow/bot with cost </w:t>
       </w:r>
       <w:r>
         <w:rPr>
@@ -4128,7 +5882,7 @@
         <w:rPr>
           <w:b/>
         </w:rPr>
-        <w:t>the one assumption that, if wrong, breaks the plan</w:t>
+        <w:t>the one assumption that breaks the plan if wrong</w:t>
       </w:r>
       <w:r>
         <w:t>.</w:t>
@@ -4139,10 +5893,10 @@
         <w:rPr>
           <w:b/>
         </w:rPr>
-        <w:t>Why the shared spreadsheet:</w:t>
+        <w:t>Why the shared spreadsheet suits a lab:</w:t>
       </w:r>
       <w:r>
-        <w:t xml:space="preserve"> you can watch all three groups' numbers change live on your own screen while you walk around, and you can put all three side by side on the projector for the debrief. With 13 students this works beautifully; with 40 it wouldn't.</w:t>
+        <w:t xml:space="preserve"> you can watch all three groups' numbers move on your own screen while you walk the rows, then project all three side by side for the debrief.</w:t>
       </w:r>
     </w:p>
     <w:p>
@@ -4162,7 +5916,7 @@
         <w:t>(confirm with Dr Lee)</w:t>
       </w:r>
       <w:r>
-        <w:t>: this plan is a ready-made component of a group project section on strategic resourcing.</w:t>
+        <w:t>: a ready-made project component on strategic resourcing.</w:t>
       </w:r>
     </w:p>
     <w:p>
@@ -4175,7 +5929,7 @@
     </w:p>
     <w:p>
       <w:r>
-        <w:t>Shared spreadsheet with three tabs · Kestrel Pay one-pager (profile + roadmap) · your 60-second intro · the four ladder words on the board</w:t>
+        <w:t>Shared four-session document (ladder at top, glossary section) · shared spreadsheet, three tabs · Kestrel Pay one-pager, reused all four Sundays · your 60-second intro · name cards</w:t>
       </w:r>
     </w:p>
     <w:p>
@@ -4188,7 +5942,7 @@
         <w:pStyle w:val="Heading2"/>
       </w:pPr>
       <w:r>
-        <w:t>6. Sunday 2 — Recruitment</w:t>
+        <w:t>7. Sunday 2 — Recruitment in Hong Kong</w:t>
       </w:r>
     </w:p>
     <w:p>
@@ -4196,7 +5950,7 @@
         <w:rPr>
           <w:b/>
         </w:rPr>
-        <w:t>"How do we choose, and how do we know we chose well?"</w:t>
+        <w:t>"How do we choose, how do we know we chose well, and what are we allowed to ask?"</w:t>
       </w:r>
     </w:p>
     <w:p>
@@ -4215,7 +5969,7 @@
         <w:rPr>
           <w:b/>
         </w:rPr>
-        <w:t>The funnel shows where you're losing people. Validity shows whether your choices are any good. Fairness shows whether you're allowed to keep making them.</w:t>
+        <w:t>The funnel shows where you're losing people. Validity shows whether your choices are any good. And in Hong Kong, what's legal and what's right come apart in a way that's worth an hour of your attention.</w:t>
       </w:r>
     </w:p>
     <w:p>
@@ -4380,13 +6134,7 @@
                 <w:i/>
                 <w:sz w:val="19"/>
               </w:rPr>
-              <w:t>"Last week your plans needed 60 hires. Today: where do they come from, and how do we pick?"</w:t>
-            </w:r>
-            <w:r>
-              <w:rPr>
-                <w:sz w:val="19"/>
-              </w:rPr>
-              <w:t xml:space="preserve"> 90 seconds on the staircase.</w:t>
+              <w:t>"Last Sunday your plans needed 60 hires. Where do they come from, and how do you pick?"</w:t>
             </w:r>
           </w:p>
         </w:tc>
@@ -4468,7 +6216,7 @@
               <w:rPr>
                 <w:sz w:val="19"/>
               </w:rPr>
-              <w:t xml:space="preserve"> vs source volume; quality-of-hire and time-to-productivity as the only two that matter</w:t>
+              <w:t xml:space="preserve"> versus source volume; quality-of-hire and time-to-productivity as the only two that matter in the end</w:t>
             </w:r>
           </w:p>
         </w:tc>
@@ -4513,7 +6261,7 @@
                 <w:b/>
                 <w:sz w:val="19"/>
               </w:rPr>
-              <w:t>Live research — real job ads</w:t>
+              <w:t>Live research — real Hong Kong job ads</w:t>
             </w:r>
           </w:p>
         </w:tc>
@@ -4534,7 +6282,7 @@
               <w:rPr>
                 <w:sz w:val="19"/>
               </w:rPr>
-              <w:t>Each student finds one real FinTech job ad, ideally from a market they know (below)</w:t>
+              <w:t>Screens on. Each student finds one real HK FinTech ad (below)</w:t>
             </w:r>
           </w:p>
         </w:tc>
@@ -4626,7 +6374,7 @@
               <w:rPr>
                 <w:sz w:val="19"/>
               </w:rPr>
-              <w:t>55–75</w:t>
+              <w:t>55–72</w:t>
             </w:r>
           </w:p>
         </w:tc>
@@ -4648,7 +6396,7 @@
                 <w:b/>
                 <w:sz w:val="19"/>
               </w:rPr>
-              <w:t>Input B — does selection actually work?</w:t>
+              <w:t>Input B — validity, and the Hong Kong legal picture</w:t>
             </w:r>
           </w:p>
         </w:tc>
@@ -4669,20 +6417,33 @@
               <w:rPr>
                 <w:sz w:val="19"/>
               </w:rPr>
-              <w:t xml:space="preserve">Validity of selection methods — </w:t>
+              <w:t xml:space="preserve">Selection method validity — </w:t>
             </w:r>
             <w:r>
               <w:rPr>
                 <w:b/>
                 <w:sz w:val="19"/>
               </w:rPr>
-              <w:t>this is your HRM home ground, teach it properly</w:t>
-            </w:r>
-            <w:r>
-              <w:rPr>
-                <w:sz w:val="19"/>
-              </w:rPr>
-              <w:t>. Then predictive scoring from work history, and prescriptive assignment, at concept level only.</w:t>
+              <w:t>your HRM home ground, teach it properly</w:t>
+            </w:r>
+            <w:r>
+              <w:rPr>
+                <w:sz w:val="19"/>
+              </w:rPr>
+              <w:t xml:space="preserve">. Then: what is actually protected in Hong Kong (the four EOC ordinances), </w:t>
+            </w:r>
+            <w:r>
+              <w:rPr>
+                <w:b/>
+                <w:sz w:val="19"/>
+              </w:rPr>
+              <w:t>what is not (age)</w:t>
+            </w:r>
+            <w:r>
+              <w:rPr>
+                <w:sz w:val="19"/>
+              </w:rPr>
+              <w:t>, and the PCPD HR Code on applicant data.</w:t>
             </w:r>
           </w:p>
         </w:tc>
@@ -4706,7 +6467,7 @@
               <w:rPr>
                 <w:sz w:val="19"/>
               </w:rPr>
-              <w:t>75–100</w:t>
+              <w:t>72–78</w:t>
             </w:r>
           </w:p>
         </w:tc>
@@ -4729,7 +6490,7 @@
                 <w:b/>
                 <w:sz w:val="19"/>
               </w:rPr>
-              <w:t>Activity — the fairness audit</w:t>
+              <w:t>Contrast</w:t>
             </w:r>
           </w:p>
         </w:tc>
@@ -4751,7 +6512,7 @@
               <w:rPr>
                 <w:sz w:val="19"/>
               </w:rPr>
-              <w:t>Three groups, pre-computed funnel data, four-fifths rule</w:t>
+              <w:t>Section 3.4, question 2 — home-market comparison, five minutes</w:t>
             </w:r>
           </w:p>
         </w:tc>
@@ -4774,7 +6535,7 @@
               <w:rPr>
                 <w:sz w:val="19"/>
               </w:rPr>
-              <w:t>100–115</w:t>
+              <w:t>78–100</w:t>
             </w:r>
           </w:p>
         </w:tc>
@@ -4796,7 +6557,7 @@
                 <w:b/>
                 <w:sz w:val="19"/>
               </w:rPr>
-              <w:t>Whole-class discussion — should the algorithm screen?</w:t>
+              <w:t>Activity — the fairness audit</w:t>
             </w:r>
           </w:p>
         </w:tc>
@@ -4817,7 +6578,7 @@
               <w:rPr>
                 <w:sz w:val="19"/>
               </w:rPr>
-              <w:t>With 13 people, run this as a genuine round-table, not a fishbowl. Everyone speaks.</w:t>
+              <w:t>Three groups, pre-computed funnel data, four-fifths rule</w:t>
             </w:r>
           </w:p>
         </w:tc>
@@ -4841,7 +6602,7 @@
               <w:rPr>
                 <w:sz w:val="19"/>
               </w:rPr>
-              <w:t>115–120</w:t>
+              <w:t>100–116</w:t>
             </w:r>
           </w:p>
         </w:tc>
@@ -4864,7 +6625,7 @@
                 <w:b/>
                 <w:sz w:val="19"/>
               </w:rPr>
-              <w:t>Close</w:t>
+              <w:t>Round-table — should the model screen?</w:t>
             </w:r>
           </w:p>
         </w:tc>
@@ -4886,14 +6647,74 @@
               <w:rPr>
                 <w:sz w:val="19"/>
               </w:rPr>
-              <w:t xml:space="preserve">Where firms actually land. Preview Sunday 3: </w:t>
+              <w:t>With 13 people, run this as a genuine whole-class discussion, everyone on record</w:t>
+            </w:r>
+          </w:p>
+        </w:tc>
+      </w:tr>
+      <w:tr>
+        <w:tc>
+          <w:tcPr>
+            <w:tcW w:type="dxa" w:w="3216"/>
+          </w:tcPr>
+          <w:p>
+            <w:pPr>
+              <w:spacing w:after="40"/>
+            </w:pPr>
+            <w:r>
+              <w:rPr>
+                <w:sz w:val="19"/>
+              </w:rPr>
+            </w:r>
+            <w:r>
+              <w:rPr>
+                <w:sz w:val="19"/>
+              </w:rPr>
+              <w:t>116–120</w:t>
+            </w:r>
+          </w:p>
+        </w:tc>
+        <w:tc>
+          <w:tcPr>
+            <w:tcW w:type="dxa" w:w="3216"/>
+          </w:tcPr>
+          <w:p>
+            <w:pPr>
+              <w:spacing w:after="40"/>
+            </w:pPr>
+            <w:r>
+              <w:rPr>
+                <w:sz w:val="19"/>
+              </w:rPr>
+            </w:r>
+            <w:r>
+              <w:rPr>
+                <w:b/>
+                <w:sz w:val="19"/>
+              </w:rPr>
+              <w:t>Close</w:t>
+            </w:r>
+          </w:p>
+        </w:tc>
+        <w:tc>
+          <w:tcPr>
+            <w:tcW w:type="dxa" w:w="3216"/>
+          </w:tcPr>
+          <w:p>
+            <w:pPr>
+              <w:spacing w:after="40"/>
+            </w:pPr>
+            <w:r>
+              <w:rPr>
+                <w:sz w:val="19"/>
+              </w:rPr>
             </w:r>
             <w:r>
               <w:rPr>
                 <w:i/>
                 <w:sz w:val="19"/>
               </w:rPr>
-              <w:t>"You've hired them. Now what do you pay them?"</w:t>
+              <w:t>"You've hired them. Next Sunday: what do you pay them?"</w:t>
             </w:r>
           </w:p>
         </w:tc>
@@ -4909,20 +6730,23 @@
         <w:pStyle w:val="Heading3"/>
       </w:pPr>
       <w:r>
-        <w:t>Activity 1 — real job ads (17 min, laptops)</w:t>
+        <w:t>Activity 1 — real Hong Kong job ads (17 min, screens on)</w:t>
+      </w:r>
+    </w:p>
+    <w:p>
+      <w:pPr>
+        <w:pStyle w:val="IntenseQuote"/>
+      </w:pPr>
+      <w:r>
+        <w:rPr>
+          <w:i/>
+        </w:rPr>
+        <w:t>"Five minutes. Find one real, currently posted Hong Kong FinTech job advertisement — try JobsDB, LinkedIn, the careers pages of the virtual banks, or the Cyberport and Science Park job boards. Then tell us three things: what are they screening on, what are they asking for that would be unlawful in some other market, and what have they left out that actually predicts performance?"</w:t>
       </w:r>
     </w:p>
     <w:p>
       <w:r>
-        <w:rPr>
-          <w:i/>
-        </w:rPr>
-        <w:t>"Find me one real job ad for a FinTech role — ideally posted in a market you know well. Five minutes. Then tell us three things: what they're screening on, what they're asking that they probably shouldn't, and what they've left out that actually predicts performance."</w:t>
-      </w:r>
-    </w:p>
-    <w:p>
-      <w:r>
-        <w:t>Round the table, 45 seconds each. Capture on the board in three columns.</w:t>
+        <w:t>Round the room, 45 seconds each, typed into the shared doc in three columns as you go.</w:t>
       </w:r>
     </w:p>
     <w:p>
@@ -4930,10 +6754,34 @@
         <w:rPr>
           <w:b/>
         </w:rPr>
-        <w:t>Why this is the right activity for your class:</w:t>
+        <w:t>Expect this to surface on its own:</w:t>
       </w:r>
       <w:r>
-        <w:t xml:space="preserve"> it uses the laptops, uses their nationalities as content rather than decoration, produces genuinely unpredictable material, and puts every one of the 13 on record having contributed. Expect the photo-on-CV, age, marital status and nationality differences to surface on their own — you don't need to prompt them.</w:t>
+        <w:t xml:space="preserve"> age ranges, "years of experience" as an age proxy, photographs, Chinese language requirements, HKID and right-to-work questions. You will not need to prompt it.</w:t>
+      </w:r>
+    </w:p>
+    <w:p>
+      <w:r>
+        <w:rPr>
+          <w:b/>
+        </w:rPr>
+        <w:t>Then land the point:</w:t>
+      </w:r>
+    </w:p>
+    <w:p>
+      <w:pPr>
+        <w:pStyle w:val="IntenseQuote"/>
+      </w:pPr>
+      <w:r>
+        <w:rPr>
+          <w:i/>
+        </w:rPr>
+        <w:t>"Several of you found an age requirement. In your home markets some of those ads would be unlawful. In Hong Kong, age is not a protected characteristic — the EOC enforces sex, disability, family status and race, and age is covered only by a non-binding Labour Department guideline. So here is the question this whole course is really about: if it's legal to screen on age here, is it acceptable to put age in a model? And if your answer is 'no', what is that 'no' based on?"</w:t>
+      </w:r>
+    </w:p>
+    <w:p>
+      <w:r>
+        <w:t>That is the best five minutes available to you in the entire series, and it only works because it's Hong Kong.</w:t>
       </w:r>
     </w:p>
     <w:p>
@@ -4941,26 +6789,12 @@
         <w:pStyle w:val="Heading3"/>
       </w:pPr>
       <w:r>
-        <w:t>Activity 2 — the fairness audit (25 min)</w:t>
+        <w:t>Activity 2 — the fairness audit (22 min)</w:t>
       </w:r>
     </w:p>
     <w:p>
       <w:r>
-        <w:t xml:space="preserve">Hand out a </w:t>
-      </w:r>
-      <w:r>
-        <w:rPr>
-          <w:b/>
-        </w:rPr>
-        <w:t>pre-computed</w:t>
-      </w:r>
-      <w:r>
-        <w:t xml:space="preserve"> funnel table: applications by source and stage, plus selection rates split by a protected-attribute proxy.</w:t>
-      </w:r>
-    </w:p>
-    <w:p>
-      <w:r>
-        <w:t xml:space="preserve">Groups compute two impact ratios by hand (one division each), apply the four-fifths rule, and answer: is there adverse impact, </w:t>
+        <w:t xml:space="preserve">Pre-computed funnel handout: applications by source and stage, plus selection rates by a protected-attribute proxy. Groups compute two impact ratios by hand, apply the four-fifths rule, and answer: is there adverse impact, </w:t>
       </w:r>
       <w:r>
         <w:rPr>
@@ -4977,10 +6811,19 @@
         <w:rPr>
           <w:b/>
         </w:rPr>
-        <w:t>The three minutes that make the session:</w:t>
+        <w:t>Be honest about the tool's origin:</w:t>
       </w:r>
       <w:r>
-        <w:t xml:space="preserve"> when a group proposes fixing it by removing the attribute from the process, show them that university, career gap and location reproduce it. Nobody forgets this.</w:t>
+        <w:t xml:space="preserve"> the four-fifths rule comes from United States enforcement practice. Hong Kong has no equivalent statutory adverse-impact test. Teach it as an </w:t>
+      </w:r>
+      <w:r>
+        <w:rPr>
+          <w:b/>
+        </w:rPr>
+        <w:t>analytical instrument</w:t>
+      </w:r>
+      <w:r>
+        <w:t xml:space="preserve"> that a responsible employer can use voluntarily — which makes it a governance choice, exactly like the pay gap in Sunday 3. Saying this plainly is more credible than implying it's local law.</w:t>
       </w:r>
     </w:p>
     <w:p>
@@ -4988,19 +6831,10 @@
         <w:rPr>
           <w:b/>
         </w:rPr>
-        <w:t>Pass condition:</w:t>
+        <w:t>The three minutes nobody forgets:</w:t>
       </w:r>
       <w:r>
-        <w:t xml:space="preserve"> a correct impact ratio </w:t>
-      </w:r>
-      <w:r>
-        <w:rPr>
-          <w:i/>
-        </w:rPr>
-        <w:t>and</w:t>
-      </w:r>
-      <w:r>
-        <w:t xml:space="preserve"> a stated limitation of using a proxy.</w:t>
+        <w:t xml:space="preserve"> when a group proposes fixing the problem by removing the attribute, show them that university, career gap and location reproduce it.</w:t>
       </w:r>
     </w:p>
     <w:p>
@@ -5020,7 +6854,7 @@
         <w:t>(confirm with Dr Lee)</w:t>
       </w:r>
       <w:r>
-        <w:t>: the audit method transfers directly to a project section on recruitment analytics.</w:t>
+        <w:t>: the audit method transfers straight into a project section on recruitment analytics.</w:t>
       </w:r>
     </w:p>
     <w:p>
@@ -5033,7 +6867,7 @@
     </w:p>
     <w:p>
       <w:r>
-        <w:t>Pre-computed funnel handout · four-fifths worksheet (one page) · three columns ready on the board · your validity slide</w:t>
+        <w:t>Pre-computed funnel handout · four-fifths worksheet · the four EOC ordinances on one slide with age visibly absent · the PCPD HR Code reference · shared-doc columns pre-built</w:t>
       </w:r>
     </w:p>
     <w:p>
@@ -5046,7 +6880,7 @@
         <w:pStyle w:val="Heading2"/>
       </w:pPr>
       <w:r>
-        <w:t>7. Sunday 3 — Compensation &amp; Benefits</w:t>
+        <w:t>8. Sunday 3 — Compensation &amp; Benefits in Hong Kong</w:t>
       </w:r>
     </w:p>
     <w:p>
@@ -5054,7 +6888,7 @@
         <w:rPr>
           <w:b/>
         </w:rPr>
-        <w:t>"What is a person worth, and what does pay actually buy?"</w:t>
+        <w:t>"What is a person worth, what does pay actually buy, and who's watching?"</w:t>
       </w:r>
     </w:p>
     <w:p>
@@ -5285,7 +7119,7 @@
                 <w:b/>
                 <w:sz w:val="19"/>
               </w:rPr>
-              <w:t>Input A — reward architecture in FinTech</w:t>
+              <w:t>Input A — the Hong Kong reward package</w:t>
             </w:r>
           </w:p>
         </w:tc>
@@ -5307,20 +7141,7 @@
               <w:rPr>
                 <w:sz w:val="19"/>
               </w:rPr>
-              <w:t xml:space="preserve">Total rewards; job architecture, levelling, bands, compa-ratio; equity and vesting as </w:t>
-            </w:r>
-            <w:r>
-              <w:rPr>
-                <w:i/>
-                <w:sz w:val="19"/>
-              </w:rPr>
-              <w:t>a promise about a future valuation</w:t>
-            </w:r>
-            <w:r>
-              <w:rPr>
-                <w:sz w:val="19"/>
-              </w:rPr>
-              <w:t>; the bonus-cycle attrition spike</w:t>
+              <w:t>Total rewards; job architecture, levelling, bands, compa-ratio; MPF and what an employee actually costs here; 13th month as convention not statute; equity in a Cyberport start-up versus a virtual bank owned by a large group — two completely different pay stories</w:t>
             </w:r>
           </w:p>
         </w:tc>
@@ -5365,7 +7186,7 @@
                 <w:b/>
                 <w:sz w:val="19"/>
               </w:rPr>
-              <w:t>International comparison</w:t>
+              <w:t>Input B — the regulator in the room</w:t>
             </w:r>
           </w:p>
         </w:tc>
@@ -5384,9 +7205,16 @@
             </w:r>
             <w:r>
               <w:rPr>
-                <w:sz w:val="19"/>
-              </w:rPr>
-              <w:t>Section 3.6, question 3 — pay transparency and pay-talk norms. This one produces the sharpest differences of the four; give it the full 15 minutes.</w:t>
+                <w:b/>
+                <w:sz w:val="19"/>
+              </w:rPr>
+              <w:t>HKMA SPM CG-5, Guideline on a Sound Remuneration System</w:t>
+            </w:r>
+            <w:r>
+              <w:rPr>
+                <w:sz w:val="19"/>
+              </w:rPr>
+              <w:t>: deferral of variable pay, malus and clawback, material risk takers, deferral normally not less than three years for senior executives. Then the question: what does that do to the incentive design you'd otherwise choose?</w:t>
             </w:r>
           </w:p>
         </w:tc>
@@ -5500,7 +7328,7 @@
                 <w:b/>
                 <w:sz w:val="19"/>
               </w:rPr>
-              <w:t>Input B — pay equity in the data</w:t>
+              <w:t>Input C — pay equity, and the absence of a rule</w:t>
             </w:r>
           </w:p>
         </w:tc>
@@ -5528,13 +7356,26 @@
                 <w:b/>
                 <w:sz w:val="19"/>
               </w:rPr>
-              <w:t>raw gap vs unexplained gap</w:t>
-            </w:r>
-            <w:r>
-              <w:rPr>
-                <w:sz w:val="19"/>
-              </w:rPr>
-              <w:t>; pay compression from buying in new hires above tenured staff</w:t>
+              <w:t>raw gap versus unexplained gap</w:t>
+            </w:r>
+            <w:r>
+              <w:rPr>
+                <w:sz w:val="19"/>
+              </w:rPr>
+              <w:t xml:space="preserve">; pay compression from buying new hires in above tenured staff. Then: Hong Kong has no gender pay gap reporting requirement. </w:t>
+            </w:r>
+            <w:r>
+              <w:rPr>
+                <w:b/>
+                <w:sz w:val="19"/>
+              </w:rPr>
+              <w:t>Nobody makes you look.</w:t>
+            </w:r>
+            <w:r>
+              <w:rPr>
+                <w:sz w:val="19"/>
+              </w:rPr>
+              <w:t xml:space="preserve"> So what does an employer that looks anyway know, that its competitors don't?</w:t>
             </w:r>
           </w:p>
         </w:tc>
@@ -5558,7 +7399,7 @@
               <w:rPr>
                 <w:sz w:val="19"/>
               </w:rPr>
-              <w:t>72–100</w:t>
+              <w:t>72–77</w:t>
             </w:r>
           </w:p>
         </w:tc>
@@ -5581,7 +7422,7 @@
                 <w:b/>
                 <w:sz w:val="19"/>
               </w:rPr>
-              <w:t>The case — "Did the HK$3m work?"</w:t>
+              <w:t>Contrast</w:t>
             </w:r>
           </w:p>
         </w:tc>
@@ -5603,7 +7444,7 @@
               <w:rPr>
                 <w:sz w:val="19"/>
               </w:rPr>
-              <w:t>The best 30 minutes in the whole series (below)</w:t>
+              <w:t>Section 3.4, question 3 — pay transparency at home</w:t>
             </w:r>
           </w:p>
         </w:tc>
@@ -5626,7 +7467,7 @@
               <w:rPr>
                 <w:sz w:val="19"/>
               </w:rPr>
-              <w:t>100–115</w:t>
+              <w:t>77–103</w:t>
             </w:r>
           </w:p>
         </w:tc>
@@ -5648,7 +7489,7 @@
                 <w:b/>
                 <w:sz w:val="19"/>
               </w:rPr>
-              <w:t>All three groups pitch</w:t>
+              <w:t>The case — "Did the HK$3m work?"</w:t>
             </w:r>
           </w:p>
         </w:tc>
@@ -5669,20 +7510,7 @@
               <w:rPr>
                 <w:sz w:val="19"/>
               </w:rPr>
-              <w:t xml:space="preserve">What would you have set up </w:t>
-            </w:r>
-            <w:r>
-              <w:rPr>
-                <w:i/>
-                <w:sz w:val="19"/>
-              </w:rPr>
-              <w:t>before</w:t>
-            </w:r>
-            <w:r>
-              <w:rPr>
-                <w:sz w:val="19"/>
-              </w:rPr>
-              <w:t xml:space="preserve"> spending the money</w:t>
+              <w:t>The strongest 26 minutes in the series (below)</w:t>
             </w:r>
           </w:p>
         </w:tc>
@@ -5706,7 +7534,7 @@
               <w:rPr>
                 <w:sz w:val="19"/>
               </w:rPr>
-              <w:t>115–120</w:t>
+              <w:t>103–117</w:t>
             </w:r>
           </w:p>
         </w:tc>
@@ -5729,7 +7557,7 @@
                 <w:b/>
                 <w:sz w:val="19"/>
               </w:rPr>
-              <w:t>Close</w:t>
+              <w:t>All three groups pitch</w:t>
             </w:r>
           </w:p>
         </w:tc>
@@ -5751,14 +7579,87 @@
               <w:rPr>
                 <w:sz w:val="19"/>
               </w:rPr>
-              <w:t xml:space="preserve">Reward is a system, not a lever. Preview Sunday 4: </w:t>
+              <w:t xml:space="preserve">What they'd have set up </w:t>
             </w:r>
             <w:r>
               <w:rPr>
                 <w:i/>
                 <w:sz w:val="19"/>
               </w:rPr>
-              <w:t>"Next week, they leave anyway."</w:t>
+              <w:t>before</w:t>
+            </w:r>
+            <w:r>
+              <w:rPr>
+                <w:sz w:val="19"/>
+              </w:rPr>
+              <w:t xml:space="preserve"> the money was spent</w:t>
+            </w:r>
+          </w:p>
+        </w:tc>
+      </w:tr>
+      <w:tr>
+        <w:tc>
+          <w:tcPr>
+            <w:tcW w:type="dxa" w:w="3216"/>
+          </w:tcPr>
+          <w:p>
+            <w:pPr>
+              <w:spacing w:after="40"/>
+            </w:pPr>
+            <w:r>
+              <w:rPr>
+                <w:sz w:val="19"/>
+              </w:rPr>
+            </w:r>
+            <w:r>
+              <w:rPr>
+                <w:sz w:val="19"/>
+              </w:rPr>
+              <w:t>117–120</w:t>
+            </w:r>
+          </w:p>
+        </w:tc>
+        <w:tc>
+          <w:tcPr>
+            <w:tcW w:type="dxa" w:w="3216"/>
+          </w:tcPr>
+          <w:p>
+            <w:pPr>
+              <w:spacing w:after="40"/>
+            </w:pPr>
+            <w:r>
+              <w:rPr>
+                <w:sz w:val="19"/>
+              </w:rPr>
+            </w:r>
+            <w:r>
+              <w:rPr>
+                <w:b/>
+                <w:sz w:val="19"/>
+              </w:rPr>
+              <w:t>Close</w:t>
+            </w:r>
+          </w:p>
+        </w:tc>
+        <w:tc>
+          <w:tcPr>
+            <w:tcW w:type="dxa" w:w="3216"/>
+          </w:tcPr>
+          <w:p>
+            <w:pPr>
+              <w:spacing w:after="40"/>
+            </w:pPr>
+            <w:r>
+              <w:rPr>
+                <w:sz w:val="19"/>
+              </w:rPr>
+            </w:r>
+            <w:r>
+              <w:rPr>
+                <w:i/>
+                <w:sz w:val="19"/>
+              </w:rPr>
+              <w:t>"Next Sunday, they leave anyway."</w:t>
             </w:r>
           </w:p>
         </w:tc>
@@ -5785,7 +7686,7 @@
         <w:t>Scenario:</w:t>
       </w:r>
       <w:r>
-        <w:t xml:space="preserve"> Kestrel Pay spends HK$3m on an off-cycle retention adjustment for 60 engineers. Six months later, attrition in that group falls from 21% to 13%. The CFO wants to roll it out company-wide.</w:t>
+        <w:t xml:space="preserve"> Kestrel Pay, a Hong Kong payments firm, spends HK$3m on an off-cycle retention adjustment for 60 engineers. Six months later, attrition in that group falls from 21% to 13%. The CFO wants to roll it out company-wide.</w:t>
       </w:r>
     </w:p>
     <w:p>
@@ -5793,7 +7694,7 @@
         <w:rPr>
           <w:b/>
         </w:rPr>
-        <w:t>The question to the room:</w:t>
+        <w:t>The question:</w:t>
       </w:r>
       <w:r>
         <w:t xml:space="preserve"> did it work?</w:t>
@@ -5807,13 +7708,13 @@
         <w:t>Guide them to build the evaluation:</w:t>
       </w:r>
       <w:r>
-        <w:t xml:space="preserve"> an untreated comparison group · the pre-period trend (was it already falling?) · difference-in-differences reasoning · and then the threats — </w:t>
+        <w:t xml:space="preserve"> an untreated comparison group · the pre-period trend, because it may already have been falling · difference-in-differences reasoning · then the threats — </w:t>
       </w:r>
       <w:r>
         <w:rPr>
           <w:b/>
         </w:rPr>
-        <w:t>who got selected for the treatment</w:t>
+        <w:t>who was selected for the treatment and why</w:t>
       </w:r>
       <w:r>
         <w:t>, regression to the mean, a sector-wide hiring freeze in the same window, Hawthorne effects, and the counterfactual nobody measured.</w:t>
@@ -5832,10 +7733,10 @@
         <w:rPr>
           <w:b/>
         </w:rPr>
-        <w:t>Two reasons this is the strongest block in the series:</w:t>
+        <w:t>Screens off for this one.</w:t>
       </w:r>
       <w:r>
-        <w:t xml:space="preserve"> it needs no laptop, no data and no technical background from you — and it is the moment students realise the hard part of analytics is causal reasoning, not modelling. With 13 people all three groups get to pitch and the whole room hears three different designs.</w:t>
+        <w:t xml:space="preserve"> It is a reasoning exercise, it needs no data, and the screens will only distract. It is also the moment they realise the hard part of analytics is causal reasoning, not modelling.</w:t>
       </w:r>
     </w:p>
     <w:p>
@@ -5855,7 +7756,7 @@
         <w:t>(confirm with Dr Lee)</w:t>
       </w:r>
       <w:r>
-        <w:t>: "how would you evaluate whether the intervention worked" is a section most groups will otherwise get wrong.</w:t>
+        <w:t>: "how would you know whether it worked" is the section most groups get wrong.</w:t>
       </w:r>
     </w:p>
     <w:p>
@@ -5868,7 +7769,7 @@
     </w:p>
     <w:p>
       <w:r>
-        <w:t>Compa-ratio worksheet · the HK$3m scenario on one page · a raw-gap-vs-unexplained-gap slide with a worked example</w:t>
+        <w:t>Compa-ratio worksheet · the HK$3m scenario on one page · a CG-5 summary slide (deferral / malus / clawback) · a raw-gap-versus-unexplained-gap worked example</w:t>
       </w:r>
     </w:p>
     <w:p>
@@ -5881,7 +7782,7 @@
         <w:pStyle w:val="Heading2"/>
       </w:pPr>
       <w:r>
-        <w:t>8. Sunday 4 — Predicting Turnover</w:t>
+        <w:t>9. Sunday 4 — Predicting Turnover in Hong Kong</w:t>
       </w:r>
     </w:p>
     <w:p>
@@ -5889,7 +7790,7 @@
         <w:rPr>
           <w:b/>
         </w:rPr>
-        <w:t>"Who's leaving, and what do we do the day we know?"</w:t>
+        <w:t>"Who's leaving, what do we do the day we know, and who is allowed to know it?"</w:t>
       </w:r>
     </w:p>
     <w:p>
@@ -5908,7 +7809,7 @@
         <w:rPr>
           <w:b/>
         </w:rPr>
-        <w:t>A model tells you who might leave. It doesn't tell you what to do, who's allowed to know, or whether you should have looked.</w:t>
+        <w:t>A model tells you who might leave. It doesn't tell you what to do, who's allowed to know, or whether you should have looked. In Hong Kong, the last question has a legal answer.</w:t>
       </w:r>
     </w:p>
     <w:p>
@@ -6072,20 +7973,27 @@
               <w:rPr>
                 <w:sz w:val="19"/>
               </w:rPr>
-              <w:t xml:space="preserve">Put Sunday 1's workforce plan back on screen. </w:t>
+              <w:t xml:space="preserve">Put Sunday 1's spreadsheet back on the projector. </w:t>
             </w:r>
             <w:r>
               <w:rPr>
                 <w:i/>
                 <w:sz w:val="19"/>
               </w:rPr>
-              <w:t>"Three weeks ago you planned 60 hires and you assumed 22% attrition. Today, 26% of them are leaving. Watch what that does to your plan."</w:t>
-            </w:r>
-            <w:r>
-              <w:rPr>
-                <w:sz w:val="19"/>
-              </w:rPr>
-              <w:t xml:space="preserve"> Re-run one group's spreadsheet live with the higher number.</w:t>
+              <w:t>"Three weeks ago you planned 60 hires on a 22% attrition assumption. It's 26%. Watch."</w:t>
+            </w:r>
+            <w:r>
+              <w:rPr>
+                <w:sz w:val="19"/>
+              </w:rPr>
+              <w:t xml:space="preserve"> </w:t>
+            </w:r>
+            <w:r>
+              <w:rPr>
+                <w:b/>
+                <w:sz w:val="19"/>
+              </w:rPr>
+              <w:t>Re-run one group's tab live with the higher number.</w:t>
             </w:r>
           </w:p>
         </w:tc>
@@ -6132,7 +8040,7 @@
                 <w:b/>
                 <w:sz w:val="19"/>
               </w:rPr>
-              <w:t>Input A — turnover as an HR problem</w:t>
+              <w:t>Input A — turnover as a Hong Kong HR problem</w:t>
             </w:r>
           </w:p>
         </w:tc>
@@ -6154,20 +8062,33 @@
               <w:rPr>
                 <w:sz w:val="19"/>
               </w:rPr>
-              <w:t xml:space="preserve">Taxonomy (voluntary/involuntary, functional/dysfunctional, </w:t>
+              <w:t xml:space="preserve">Taxonomy: voluntary/involuntary, functional/dysfunctional, </w:t>
             </w:r>
             <w:r>
               <w:rPr>
                 <w:b/>
                 <w:sz w:val="19"/>
               </w:rPr>
-              <w:t>regretted/avoidable</w:t>
-            </w:r>
-            <w:r>
-              <w:rPr>
-                <w:sz w:val="19"/>
-              </w:rPr>
-              <w:t>); the full cost stack; FinTech drivers — vesting and bonus timing, funding cycles, tiny teams, external pull, young fast-promoted managers</w:t>
+              <w:t>regretted and avoidable</w:t>
+            </w:r>
+            <w:r>
+              <w:rPr>
+                <w:sz w:val="19"/>
+              </w:rPr>
+              <w:t xml:space="preserve"> — the only quadrant worth managing. The full cost stack, including severance and long service payment on the post-May-2025 basis. Then the HK-specific drivers: one month's notice makes everything move faster; the post-bonus first-quarter spike; small teams where one exit removes a capability; and </w:t>
+            </w:r>
+            <w:r>
+              <w:rPr>
+                <w:b/>
+                <w:sz w:val="19"/>
+              </w:rPr>
+              <w:t>visa-linked employment</w:t>
+            </w:r>
+            <w:r>
+              <w:rPr>
+                <w:sz w:val="19"/>
+              </w:rPr>
+              <w:t>, where the right to remain is tied to the job</w:t>
             </w:r>
           </w:p>
         </w:tc>
@@ -6190,7 +8111,7 @@
               <w:rPr>
                 <w:sz w:val="19"/>
               </w:rPr>
-              <w:t>35–48</w:t>
+              <w:t>35–41</w:t>
             </w:r>
           </w:p>
         </w:tc>
@@ -6212,7 +8133,7 @@
                 <w:b/>
                 <w:sz w:val="19"/>
               </w:rPr>
-              <w:t>International comparison</w:t>
+              <w:t>Contrast</w:t>
             </w:r>
           </w:p>
         </w:tc>
@@ -6233,7 +8154,7 @@
               <w:rPr>
                 <w:sz w:val="19"/>
               </w:rPr>
-              <w:t>Section 3.6, question 4 — job-hopping norms. Fast and revealing.</w:t>
+              <w:t>Section 3.4, question 4 — notice periods and job-hopping norms</w:t>
             </w:r>
           </w:p>
         </w:tc>
@@ -6257,7 +8178,7 @@
               <w:rPr>
                 <w:sz w:val="19"/>
               </w:rPr>
-              <w:t>48–58</w:t>
+              <w:t>41–51</w:t>
             </w:r>
           </w:p>
         </w:tc>
@@ -6325,7 +8246,7 @@
               <w:rPr>
                 <w:sz w:val="19"/>
               </w:rPr>
-              <w:t>58–72</w:t>
+              <w:t>51–68</w:t>
             </w:r>
           </w:p>
         </w:tc>
@@ -6368,14 +8289,14 @@
               <w:rPr>
                 <w:sz w:val="19"/>
               </w:rPr>
-              <w:t xml:space="preserve">What a model does, at concept level. The confusion matrix in plain English. False positive vs false negative </w:t>
+              <w:t xml:space="preserve">What a model does, at concept level. The confusion matrix in plain English. False positive versus false negative </w:t>
             </w:r>
             <w:r>
               <w:rPr>
                 <w:b/>
                 <w:sz w:val="19"/>
               </w:rPr>
-              <w:t>in dollars</w:t>
+              <w:t>in Hong Kong dollars</w:t>
             </w:r>
             <w:r>
               <w:rPr>
@@ -6394,7 +8315,7 @@
               <w:rPr>
                 <w:sz w:val="19"/>
               </w:rPr>
-              <w:t xml:space="preserve"> vs </w:t>
+              <w:t xml:space="preserve"> versus </w:t>
             </w:r>
             <w:r>
               <w:rPr>
@@ -6431,7 +8352,7 @@
               <w:rPr>
                 <w:sz w:val="19"/>
               </w:rPr>
-              <w:t>72–100</w:t>
+              <w:t>68–96</w:t>
             </w:r>
           </w:p>
         </w:tc>
@@ -6476,7 +8397,7 @@
               <w:rPr>
                 <w:sz w:val="19"/>
               </w:rPr>
-              <w:t>The 40-name list, plus the twist (below)</w:t>
+              <w:t>The 40-name list and the twist</w:t>
             </w:r>
           </w:p>
         </w:tc>
@@ -6499,7 +8420,7 @@
               <w:rPr>
                 <w:sz w:val="19"/>
               </w:rPr>
-              <w:t>100–115</w:t>
+              <w:t>96–116</w:t>
             </w:r>
           </w:p>
         </w:tc>
@@ -6521,7 +8442,7 @@
                 <w:b/>
                 <w:sz w:val="19"/>
               </w:rPr>
-              <w:t>Discussion — who gets to see this list?</w:t>
+              <w:t>The closing discussion — who is allowed to see this?</w:t>
             </w:r>
           </w:p>
         </w:tc>
@@ -6542,7 +8463,7 @@
               <w:rPr>
                 <w:sz w:val="19"/>
               </w:rPr>
-              <w:t>HR, the line manager, the person, nobody. Round the table — with 13 people you can get all of them on record.</w:t>
+              <w:t>Grounded in the PDPO (below). Everyone on record.</w:t>
             </w:r>
           </w:p>
         </w:tc>
@@ -6566,7 +8487,7 @@
               <w:rPr>
                 <w:sz w:val="19"/>
               </w:rPr>
-              <w:t>115–120</w:t>
+              <w:t>116–120</w:t>
             </w:r>
           </w:p>
         </w:tc>
@@ -6611,7 +8532,7 @@
               <w:rPr>
                 <w:sz w:val="19"/>
               </w:rPr>
-              <w:t>The staircase, climbed four times. What you hope they take into their careers.</w:t>
+              <w:t>The staircase, climbed four times. What you hope they carry into a Hong Kong career.</w:t>
             </w:r>
           </w:p>
         </w:tc>
@@ -6638,7 +8559,7 @@
         <w:t>Part 1 (15 min):</w:t>
       </w:r>
       <w:r>
-        <w:t xml:space="preserve"> groups get 40 named fictional employees with a risk score, role, tenure, manager, and estimated replacement cost. They decide: where to draw the intervention line, what the intervention actually </w:t>
+        <w:t xml:space="preserve"> groups get 40 named fictional employees with a risk score, role, tenure, manager, and estimated replacement cost. They decide where to draw the intervention line, what the intervention </w:t>
       </w:r>
       <w:r>
         <w:rPr>
@@ -6647,7 +8568,7 @@
         <w:t>is</w:t>
       </w:r>
       <w:r>
-        <w:t>, who is told, and what they'll measure in six months.</w:t>
+        <w:t>, who is told, and what they will measure in six months.</w:t>
       </w:r>
     </w:p>
     <w:p>
@@ -6673,15 +8594,15 @@
         <w:rPr>
           <w:b/>
         </w:rPr>
-        <w:t>"no promotion in 30 months"</w:t>
+        <w:t>"no promotion in 30 months."</w:t>
       </w:r>
       <w:r>
-        <w:t>. Ask what that changes.</w:t>
+        <w:t xml:space="preserve"> What changes?</w:t>
       </w:r>
     </w:p>
     <w:p>
       <w:r>
-        <w:t xml:space="preserve">The answer you're steering to: it moves the problem from 40 individual retention payments to a </w:t>
+        <w:t xml:space="preserve">The answer you're steering to: the problem moves from 40 individual retention payments to a </w:t>
       </w:r>
       <w:r>
         <w:rPr>
@@ -6690,7 +8611,7 @@
         <w:t>manager-capability and career-path problem</w:t>
       </w:r>
       <w:r>
-        <w:t xml:space="preserve"> — a systemic fix, not 40 awkward conversations. That is the difference between predictive and prescriptive, and it lands better here than anywhere else in the series.</w:t>
+        <w:t xml:space="preserve"> — a systemic fix rather than 40 awkward conversations. That is the difference between predictive and prescriptive, and it lands harder here than anywhere else in the series.</w:t>
       </w:r>
     </w:p>
     <w:p>
@@ -6698,10 +8619,39 @@
         <w:rPr>
           <w:b/>
         </w:rPr>
-        <w:t>No laptop needed.</w:t>
+        <w:t>Screens off.</w:t>
       </w:r>
       <w:r>
         <w:t xml:space="preserve"> Print the 40-row table.</w:t>
+      </w:r>
+    </w:p>
+    <w:p>
+      <w:pPr>
+        <w:pStyle w:val="Heading3"/>
+      </w:pPr>
+      <w:r>
+        <w:t>The closing discussion — and why it's better in Hong Kong</w:t>
+      </w:r>
+    </w:p>
+    <w:p>
+      <w:r>
+        <w:t>Don't run "who should see the list?" as an open philosophical question. Ground it:</w:t>
+      </w:r>
+    </w:p>
+    <w:p>
+      <w:pPr>
+        <w:pStyle w:val="IntenseQuote"/>
+      </w:pPr>
+      <w:r>
+        <w:rPr>
+          <w:i/>
+        </w:rPr>
+        <w:t>"Under the Personal Data (Privacy) Ordinance, that risk score is personal data about an identified individual. Which means the purpose of collection matters, the use is limited to that purpose — and under Data Protection Principle 6, the person has a right of access to their own personal data. So think carefully before you answer: if an employee made a data access request, what exactly would you have to hand them?"</w:t>
+      </w:r>
+    </w:p>
+    <w:p>
+      <w:r>
+        <w:t>Then take it round the room. It converts a discussion that usually goes nowhere into a genuine problem with a Hong Kong answer, and it is the best possible note to end four Sundays on.</w:t>
       </w:r>
     </w:p>
     <w:p>
@@ -6721,7 +8671,7 @@
         <w:t>(confirm with Dr Lee)</w:t>
       </w:r>
       <w:r>
-        <w:t>: threshold-setting justified in cost terms is exactly what a strong project report does and a weak one skips.</w:t>
+        <w:t>: a threshold justified in cost terms, plus a stated position on access and disclosure, is what separates a strong project report from a weak one.</w:t>
       </w:r>
     </w:p>
     <w:p>
@@ -6734,7 +8684,7 @@
     </w:p>
     <w:p>
       <w:r>
-        <w:t>The 40-row printed table · cost-of-turnover worksheet · Sunday 1's spreadsheet, ready to re-run live</w:t>
+        <w:t>The 40-row printed table · cost-of-turnover worksheet on the post-May-2025 basis · Sunday 1's spreadsheet ready to re-run live · a one-line PDPO DPP 6 reference on a slide</w:t>
       </w:r>
     </w:p>
     <w:p>
@@ -6747,12 +8697,12 @@
         <w:pStyle w:val="Heading2"/>
       </w:pPr>
       <w:r>
-        <w:t>9. Staying in your lane</w:t>
+        <w:t>10. Staying in your lane</w:t>
       </w:r>
     </w:p>
     <w:p>
       <w:r>
-        <w:t>Dr Lee owns the technology content. That is a gift — it means you can say "not mine" without it being a weakness. Where the boundary sits:</w:t>
+        <w:t>Dr Lee owns the technology. That is a gift — you can say "not mine" without it reading as weakness.</w:t>
       </w:r>
     </w:p>
     <w:tbl>
@@ -6838,7 +8788,7 @@
               <w:rPr>
                 <w:sz w:val="19"/>
               </w:rPr>
-              <w:t>What the decision is, and who makes it</w:t>
+              <w:t>The decision, and who makes it</w:t>
             </w:r>
           </w:p>
         </w:tc>
@@ -6941,7 +8891,7 @@
               <w:rPr>
                 <w:sz w:val="19"/>
               </w:rPr>
-              <w:t>The four rungs as a way to frame a question</w:t>
+              <w:t>Hong Kong law, regulation and market practice</w:t>
             </w:r>
           </w:p>
         </w:tc>
@@ -6962,7 +8912,7 @@
               <w:rPr>
                 <w:sz w:val="19"/>
               </w:rPr>
-              <w:t>Model evaluation mechanics beyond reading a confusion matrix</w:t>
+              <w:t>Software, code, statistics</w:t>
             </w:r>
           </w:p>
         </w:tc>
@@ -6986,7 +8936,7 @@
               <w:rPr>
                 <w:sz w:val="19"/>
               </w:rPr>
-              <w:t>Cost, fairness, law, governance, employee reaction</w:t>
+              <w:t>Cost, fairness, governance, employee reaction</w:t>
             </w:r>
           </w:p>
         </w:tc>
@@ -7008,7 +8958,7 @@
               <w:rPr>
                 <w:sz w:val="19"/>
               </w:rPr>
-              <w:t>Software, code, statistics</w:t>
+              <w:t>Model evaluation beyond reading a confusion matrix</w:t>
             </w:r>
           </w:p>
         </w:tc>
@@ -7068,7 +9018,7 @@
         <w:rPr>
           <w:b/>
         </w:rPr>
-        <w:t>Three honest ways to hand a question over:</w:t>
+        <w:t>Three honest hand-offs:</w:t>
       </w:r>
     </w:p>
     <w:p>
@@ -7088,7 +9038,7 @@
         <w:rPr>
           <w:i/>
         </w:rPr>
-        <w:t>"I can't tell you how it weights that. What I can tell you is what happens when a manager gets that number and has to act on it, which is the part that goes wrong."</w:t>
+        <w:t>"I can't tell you how it weights that. I can tell you what happens when a manager receives that number and has to act on it, which is the part that goes wrong."</w:t>
       </w:r>
     </w:p>
     <w:p>
@@ -7099,7 +9049,7 @@
         <w:rPr>
           <w:b/>
         </w:rPr>
-        <w:t>Hand it to Dr Lee</w:t>
+        <w:t>To Dr Lee</w:t>
       </w:r>
       <w:r>
         <w:t xml:space="preserve"> — </w:t>
@@ -7108,7 +9058,7 @@
         <w:rPr>
           <w:i/>
         </w:rPr>
-        <w:t>"That's a modelling question and he's better placed than me. Let's park it."</w:t>
+        <w:t>"That's a modelling question and he's better placed. Let's park it."</w:t>
       </w:r>
     </w:p>
     <w:p>
@@ -7136,10 +9086,10 @@
         <w:rPr>
           <w:b/>
         </w:rPr>
-        <w:t>Never bluff a technical answer.</w:t>
+        <w:t>Never bluff — on the technology or on the law.</w:t>
       </w:r>
       <w:r>
-        <w:t xml:space="preserve"> In a room of 13 you will be caught, and it costs you the authority on the HRM content, which is the part they actually can't get anywhere else.</w:t>
+        <w:t xml:space="preserve"> In a room of 13 postgraduates you will be caught, and it costs you the authority on the Hong Kong content, which is the part they genuinely cannot get elsewhere.</w:t>
       </w:r>
     </w:p>
     <w:p>
@@ -7152,7 +9102,7 @@
         <w:pStyle w:val="Heading2"/>
       </w:pPr>
       <w:r>
-        <w:t>10. Still to settle with Dr Lee</w:t>
+        <w:t>11. Still to settle with Dr Lee</w:t>
       </w:r>
     </w:p>
     <w:p>
@@ -7166,13 +9116,7 @@
         <w:t>The group project link.</w:t>
       </w:r>
       <w:r>
-        <w:t xml:space="preserve"> Every session above marks an AT4 hook. Decide whether to name them in class or leave them implicit. </w:t>
-      </w:r>
-      <w:r>
-        <w:rPr>
-          <w:i/>
-        </w:rPr>
-        <w:t>(Naming them raises effort in your activities noticeably — worth doing if he agrees.)</w:t>
+        <w:t xml:space="preserve"> Every session marks an AT4 hook. Naming them in class raises effort in your activities noticeably — worth doing if he agrees.</w:t>
       </w:r>
     </w:p>
     <w:p>
@@ -7186,7 +9130,21 @@
         <w:t>Sequence.</w:t>
       </w:r>
       <w:r>
-        <w:t xml:space="preserve"> Confirm your four Sundays come before or after his technical sessions. Since you're introducing the four-analytics ladder, you're likely early — worth being certain, because if he's already taught it you should shrink Section 4 to three minutes.</w:t>
+        <w:t xml:space="preserve"> Since you're introducing the four-analytics ladder, you're presumably early in the course. Confirm — if he's already taught it, shrink Section 5 to three minutes.</w:t>
+      </w:r>
+    </w:p>
+    <w:p>
+      <w:pPr>
+        <w:pStyle w:val="ListBullet"/>
+      </w:pPr>
+      <w:r>
+        <w:rPr>
+          <w:b/>
+        </w:rPr>
+        <w:t>Lab logistics.</w:t>
+      </w:r>
+      <w:r>
+        <w:t xml:space="preserve"> Can you push a link to their machines? Is there classroom-management software? Do the chairs swivel? Is there a usable whiteboard, or is the shared document the only board you'll have?</w:t>
       </w:r>
     </w:p>
     <w:p>
@@ -7200,7 +9158,7 @@
         <w:t>Participation.</w:t>
       </w:r>
       <w:r>
-        <w:t xml:space="preserve"> Offer to send him three lines after each session naming who contributed. With 13 students you'll genuinely know, and it's useful to him for AT1.</w:t>
+        <w:t xml:space="preserve"> Offer three lines after each session naming who contributed. With 13 students you'll genuinely know.</w:t>
       </w:r>
     </w:p>
     <w:p>
@@ -7211,24 +9169,10 @@
         <w:rPr>
           <w:b/>
         </w:rPr>
-        <w:t>Room.</w:t>
+        <w:t>Overlap.</w:t>
       </w:r>
       <w:r>
-        <w:t xml:space="preserve"> Ask him to request a U-shape or table cluster (Section 3.1).</w:t>
-      </w:r>
-    </w:p>
-    <w:p>
-      <w:pPr>
-        <w:pStyle w:val="ListBullet"/>
-      </w:pPr>
-      <w:r>
-        <w:rPr>
-          <w:b/>
-        </w:rPr>
-        <w:t>Anything he wants you to avoid</w:t>
-      </w:r>
-      <w:r>
-        <w:t xml:space="preserve"> because he's covering it.</w:t>
+        <w:t xml:space="preserve"> Anything he's covering that you should avoid.</w:t>
       </w:r>
     </w:p>
     <w:p>
@@ -7241,7 +9185,7 @@
         <w:pStyle w:val="Heading2"/>
       </w:pPr>
       <w:r>
-        <w:t>11. Preparation checklist</w:t>
+        <w:t>12. Preparation checklist</w:t>
       </w:r>
     </w:p>
     <w:p>
@@ -7257,7 +9201,7 @@
         <w:pStyle w:val="ListBullet"/>
       </w:pPr>
       <w:r>
-        <w:t>Write and rehearse your 60-second "why me"</w:t>
+        <w:t>Build the shared four-session document: ladder at the top, a glossary section, a pre-built section per Sunday</w:t>
       </w:r>
     </w:p>
     <w:p>
@@ -7265,7 +9209,7 @@
         <w:pStyle w:val="ListBullet"/>
       </w:pPr>
       <w:r>
-        <w:t>Build the Kestrel Pay shared spreadsheet, three tabs, assumptions wired</w:t>
+        <w:t>Build the Kestrel Pay shared spreadsheet, three tabs, assumptions wired, HK severance/LSP costing on the post-May-2025 basis</w:t>
       </w:r>
     </w:p>
     <w:p>
@@ -7273,7 +9217,15 @@
         <w:pStyle w:val="ListBullet"/>
       </w:pPr>
       <w:r>
-        <w:t>Write the Kestrel Pay one-pager (profile + roadmap) — reused all four Sundays</w:t>
+        <w:t>Write the Kestrel Pay one-pager — reused all four Sundays</w:t>
+      </w:r>
+    </w:p>
+    <w:p>
+      <w:pPr>
+        <w:pStyle w:val="ListBullet"/>
+      </w:pPr>
+      <w:r>
+        <w:t>Write and rehearse your 60-second "why me" and the "you are the data" opening</w:t>
       </w:r>
     </w:p>
     <w:p>
@@ -7289,7 +9241,13 @@
         <w:pStyle w:val="ListBullet"/>
       </w:pPr>
       <w:r>
-        <w:t>Confirm room shape and projector connector</w:t>
+        <w:rPr>
+          <w:b/>
+        </w:rPr>
+        <w:t>Visit the lab.</w:t>
+      </w:r>
+      <w:r>
+        <w:t xml:space="preserve"> Check: chairs swivel, projector connector, whether you can see all screens from the front, whether monitors can actually be switched off</w:t>
       </w:r>
     </w:p>
     <w:p>
@@ -7314,7 +9272,7 @@
         <w:t>wall-clock end times</w:t>
       </w:r>
       <w:r>
-        <w:t xml:space="preserve"> for each block</w:t>
+        <w:t xml:space="preserve"> per block</w:t>
       </w:r>
     </w:p>
     <w:p>
@@ -7322,7 +9280,7 @@
         <w:pStyle w:val="ListBullet"/>
       </w:pPr>
       <w:r>
-        <w:t>The handout for that session (funnel table / HK$3m scenario / 40-name list)</w:t>
+        <w:t>That session's handout (funnel table / HK$3m scenario / 40-name list)</w:t>
       </w:r>
     </w:p>
     <w:p>
@@ -7330,7 +9288,13 @@
         <w:pStyle w:val="ListBullet"/>
       </w:pPr>
       <w:r>
-        <w:t>One war story from your own experience for the opening</w:t>
+        <w:rPr>
+          <w:b/>
+        </w:rPr>
+        <w:t>Re-check the moving figures in Section 3.2</w:t>
+      </w:r>
+      <w:r>
+        <w:t xml:space="preserve"> against the primary source</w:t>
       </w:r>
     </w:p>
     <w:p>
@@ -7338,7 +9302,7 @@
         <w:pStyle w:val="ListBullet"/>
       </w:pPr>
       <w:r>
-        <w:t>The four ladder words on the board before anyone arrives</w:t>
+        <w:t>One story from your own experience for the opening</w:t>
       </w:r>
     </w:p>
     <w:p>
@@ -7354,7 +9318,7 @@
         <w:pStyle w:val="ListBullet"/>
       </w:pPr>
       <w:r>
-        <w:t>Three lines to Dr Lee: what you covered, what activity you ran, who contributed</w:t>
+        <w:t>Three lines to Dr Lee: what you covered, what you ran, who contributed</w:t>
       </w:r>
     </w:p>
     <w:p>
@@ -7362,7 +9326,15 @@
         <w:pStyle w:val="ListBullet"/>
       </w:pPr>
       <w:r>
-        <w:t>Three lines to yourself: what ran long, what fell flat, what to change next Sunday</w:t>
+        <w:t>Three lines to yourself: what ran long, what fell flat, what to change</w:t>
+      </w:r>
+    </w:p>
+    <w:p>
+      <w:pPr>
+        <w:pStyle w:val="ListBullet"/>
+      </w:pPr>
+      <w:r>
+        <w:t>Tidy the shared document so it's usable as a revision resource</w:t>
       </w:r>
     </w:p>
     <w:p>
@@ -7375,7 +9347,7 @@
         <w:pStyle w:val="Heading2"/>
       </w:pPr>
       <w:r>
-        <w:t>12. If it turns out to be three sessions, not four</w:t>
+        <w:t>13. If it turns out to be three sessions, not four</w:t>
       </w:r>
     </w:p>
     <w:tbl>
@@ -7492,7 +9464,7 @@
                 <w:color w:val="FFFFFF"/>
                 <w:sz w:val="20"/>
               </w:rPr>
-              <w:t>What you lose</w:t>
+              <w:t>What gets cut</w:t>
             </w:r>
           </w:p>
         </w:tc>
@@ -7536,7 +9508,7 @@
               <w:rPr>
                 <w:sz w:val="19"/>
               </w:rPr>
-              <w:t>Getting the right people</w:t>
+              <w:t>Getting the right people in Hong Kong</w:t>
             </w:r>
           </w:p>
         </w:tc>
@@ -7557,7 +9529,7 @@
               <w:rPr>
                 <w:sz w:val="19"/>
               </w:rPr>
-              <w:t>Resourcing + Recruitment, both at 55 minutes</w:t>
+              <w:t>Resourcing + Recruitment, both compressed to ~55 min</w:t>
             </w:r>
           </w:p>
         </w:tc>
@@ -7578,7 +9550,7 @@
               <w:rPr>
                 <w:sz w:val="19"/>
               </w:rPr>
-              <w:t>The real job-ad research activity gets cut to 10 minutes</w:t>
+              <w:t>The job-ad research drops to 10 minutes; keep the age-discrimination point whatever else goes</w:t>
             </w:r>
           </w:p>
         </w:tc>
@@ -7767,7 +9739,105 @@
     </w:p>
     <w:p>
       <w:r>
-        <w:t>Merge Sundays 1 and 2, keep 3 and 4 whole. The compensation and turnover sessions carry the two strongest activities in the series and should not be compressed. The four-analytics ladder still goes at the top of the first session; it just makes that session tighter.</w:t>
+        <w:t>Merge Sundays 1 and 2; keep 3 and 4 whole. Those two carry the strongest activities in the series — the HK$3m evaluation and the PDPO access-rights closer — and neither survives compression.</w:t>
+      </w:r>
+    </w:p>
+    <w:p>
+      <w:r>
+        <w:br w:type="page"/>
+      </w:r>
+    </w:p>
+    <w:p>
+      <w:pPr>
+        <w:pStyle w:val="Heading2"/>
+      </w:pPr>
+      <w:r>
+        <w:t>Appendix — Hong Kong sources cited in this plan</w:t>
+      </w:r>
+    </w:p>
+    <w:p>
+      <w:pPr>
+        <w:pStyle w:val="ListBullet"/>
+      </w:pPr>
+      <w:r>
+        <w:t>Labour Department — Employment Ordinance, abolition of MPF offsetting, and the practical guidelines on age discrimination in employment: labour.gov.hk</w:t>
+      </w:r>
+    </w:p>
+    <w:p>
+      <w:pPr>
+        <w:pStyle w:val="ListBullet"/>
+      </w:pPr>
+      <w:r>
+        <w:t>Mandatory Provident Fund Schemes Authority — contributions, and long service and severance payments: mpfa.org.hk</w:t>
+      </w:r>
+    </w:p>
+    <w:p>
+      <w:pPr>
+        <w:pStyle w:val="ListBullet"/>
+      </w:pPr>
+      <w:r>
+        <w:t xml:space="preserve">Office of the Privacy Commissioner for Personal Data — PDPO and the </w:t>
+      </w:r>
+      <w:r>
+        <w:rPr>
+          <w:b/>
+        </w:rPr>
+        <w:t>Code of Practice on Human Resource Management</w:t>
+      </w:r>
+      <w:r>
+        <w:t>: pcpd.org.hk</w:t>
+      </w:r>
+    </w:p>
+    <w:p>
+      <w:pPr>
+        <w:pStyle w:val="ListBullet"/>
+      </w:pPr>
+      <w:r>
+        <w:t>Equal Opportunities Commission — Sex (Cap. 480), Disability (Cap. 487), Family Status (Cap. 527) and Race (Cap. 602) Discrimination Ordinances: eoc.org.hk</w:t>
+      </w:r>
+    </w:p>
+    <w:p>
+      <w:pPr>
+        <w:pStyle w:val="ListBullet"/>
+      </w:pPr>
+      <w:r>
+        <w:t xml:space="preserve">Hong Kong Monetary Authority — </w:t>
+      </w:r>
+      <w:r>
+        <w:rPr>
+          <w:b/>
+        </w:rPr>
+        <w:t>Supervisory Policy Manual CG-5, Guideline on a Sound Remuneration System</w:t>
+      </w:r>
+      <w:r>
+        <w:t>; Enhanced Competency Framework; virtual bank licensing: hkma.gov.hk</w:t>
+      </w:r>
+    </w:p>
+    <w:p>
+      <w:pPr>
+        <w:pStyle w:val="ListBullet"/>
+      </w:pPr>
+      <w:r>
+        <w:t>Securities and Futures Commission — licensing and fit-and-proper requirements: sfc.hk</w:t>
+      </w:r>
+    </w:p>
+    <w:p>
+      <w:pPr>
+        <w:pStyle w:val="ListBullet"/>
+      </w:pPr>
+      <w:r>
+        <w:t>Immigration Department — IANG, GEP, TTPS, QMAS: immd.gov.hk</w:t>
+      </w:r>
+    </w:p>
+    <w:p>
+      <w:r>
+        <w:rPr>
+          <w:b/>
+        </w:rPr>
+        <w:t>Course readings that pair with the Hong Kong material:</w:t>
+      </w:r>
+      <w:r>
+        <w:t xml:space="preserve"> Köchling &amp; Wehner (2020) on algorithmic discrimination and Liem et al. (2018) on algorithmic screening, for Sunday 2 · Ahammad et al. (2015) on incentive schemes in commercial banks and Llanos &amp; Bin Ahmad (2016) on compensation and commitment across markets, for Sunday 3 · Giermindl et al. (2022) on the dark sides of people analytics, for Sunday 4 · McCartney &amp; Fu (2022) on why HR analytics so often changes nothing, usable in any session.</w:t>
       </w:r>
     </w:p>
     <w:sectPr>
